--- a/reports/docx/These_principale_FR.docx
+++ b/reports/docx/These_principale_FR.docx
@@ -36,7 +36,7 @@
         </w:p>
       </w:sdtContent>
     </w:sdt>
-    <w:bookmarkStart w:id="59" w:name="Xb3d2649a6eb80423add5a3824dddc947781e397"/>
+    <w:bookmarkStart w:id="65" w:name="Xb3d2649a6eb80423add5a3824dddc947781e397"/>
     <w:p>
       <w:pPr>
         <w:pStyle w:val="Heading1"/>
@@ -4671,55 +4671,43 @@
         <w:pStyle w:val="FirstParagraph"/>
       </w:pPr>
       <w:r>
-        <w:t xml:space="preserve">On procède en trois étapes, du plus simple au plus avancé.</w:t>
-      </w:r>
-    </w:p>
-    <w:bookmarkStart w:id="37" w:name="X74ba174a034c0d68cd2338748539289d5515491"/>
-    <w:p>
-      <w:pPr>
-        <w:pStyle w:val="Heading3"/>
-      </w:pPr>
-      <w:r>
-        <w:t xml:space="preserve">Étape A — remplacer les obligations par UNE alternative à la fois</w:t>
-      </w:r>
-    </w:p>
-    <w:p>
-      <w:pPr>
-        <w:pStyle w:val="FirstParagraph"/>
-      </w:pPr>
-      <w:r>
-        <w:t xml:space="preserve">En remplaçant</w:t>
-      </w:r>
-      <w:r>
-        <w:t xml:space="preserve"> </w:t>
-      </w:r>
-      <w:r>
-        <w:rPr>
-          <w:bCs/>
-          <w:b/>
-        </w:rPr>
-        <w:t xml:space="preserve">100 % des obligations</w:t>
-      </w:r>
-      <w:r>
-        <w:t xml:space="preserve"> </w:t>
-      </w:r>
-      <w:r>
-        <w:t xml:space="preserve">par un seul actif (</w:t>
-      </w:r>
-      <w:r>
-        <w:rPr>
-          <w:rStyle w:val="VerbatimChar"/>
-        </w:rPr>
-        <w:t xml:space="preserve">analysis/single_alt_full_replacement.csv</w:t>
-      </w:r>
-      <w:r>
-        <w:t xml:space="preserve">),</w:t>
-      </w:r>
-      <w:r>
-        <w:t xml:space="preserve"> </w:t>
-      </w:r>
-      <w:r>
-        <w:t xml:space="preserve">classé par Sharpe :</w:t>
+        <w:t xml:space="preserve">On procède en trois étapes, du plus simple au plus avancé. Voici d'abord la</w:t>
+      </w:r>
+      <w:r>
+        <w:t xml:space="preserve"> </w:t>
+      </w:r>
+      <w:r>
+        <w:rPr>
+          <w:bCs/>
+          <w:b/>
+        </w:rPr>
+        <w:t xml:space="preserve">carte de tout ce qui</w:t>
+      </w:r>
+      <w:r>
+        <w:rPr>
+          <w:bCs/>
+          <w:b/>
+        </w:rPr>
+        <w:t xml:space="preserve"> </w:t>
+      </w:r>
+      <w:r>
+        <w:rPr>
+          <w:bCs/>
+          <w:b/>
+        </w:rPr>
+        <w:t xml:space="preserve">est testé</w:t>
+      </w:r>
+      <w:r>
+        <w:t xml:space="preserve"> </w:t>
+      </w:r>
+      <w:r>
+        <w:t xml:space="preserve">— ce qui est remplacé, par quoi, et de combien (le cœur actions/immobilier/liquidités</w:t>
+      </w:r>
+      <w:r>
+        <w:t xml:space="preserve"> </w:t>
+      </w:r>
+      <w:r>
+        <w:t xml:space="preserve">de 58 % ne bouge jamais) :</w:t>
       </w:r>
     </w:p>
     <w:tbl>
@@ -4747,43 +4735,43 @@
               <w:jc w:val="left"/>
             </w:pPr>
             <w:r>
-              <w:t xml:space="preserve">100 % des obligations →</w:t>
-            </w:r>
-          </w:p>
-        </w:tc>
-        <w:tc>
-          <w:tcPr/>
-          <w:p>
-            <w:pPr>
-              <w:pStyle w:val="Compact"/>
-              <w:jc w:val="left"/>
-            </w:pPr>
-            <w:r>
-              <w:t xml:space="preserve">CAGR</w:t>
-            </w:r>
-          </w:p>
-        </w:tc>
-        <w:tc>
-          <w:tcPr/>
-          <w:p>
-            <w:pPr>
-              <w:pStyle w:val="Compact"/>
-              <w:jc w:val="left"/>
-            </w:pPr>
-            <w:r>
-              <w:t xml:space="preserve">Sharpe</w:t>
-            </w:r>
-          </w:p>
-        </w:tc>
-        <w:tc>
-          <w:tcPr/>
-          <w:p>
-            <w:pPr>
-              <w:pStyle w:val="Compact"/>
-              <w:jc w:val="left"/>
-            </w:pPr>
-            <w:r>
-              <w:t xml:space="preserve">Pire perte</w:t>
+              <w:t xml:space="preserve">Portefeuille</w:t>
+            </w:r>
+          </w:p>
+        </w:tc>
+        <w:tc>
+          <w:tcPr/>
+          <w:p>
+            <w:pPr>
+              <w:pStyle w:val="Compact"/>
+              <w:jc w:val="left"/>
+            </w:pPr>
+            <w:r>
+              <w:t xml:space="preserve">Ce qui est remplacé</w:t>
+            </w:r>
+          </w:p>
+        </w:tc>
+        <w:tc>
+          <w:tcPr/>
+          <w:p>
+            <w:pPr>
+              <w:pStyle w:val="Compact"/>
+              <w:jc w:val="left"/>
+            </w:pPr>
+            <w:r>
+              <w:t xml:space="preserve">Par quoi</w:t>
+            </w:r>
+          </w:p>
+        </w:tc>
+        <w:tc>
+          <w:tcPr/>
+          <w:p>
+            <w:pPr>
+              <w:pStyle w:val="Compact"/>
+              <w:jc w:val="left"/>
+            </w:pPr>
+            <w:r>
+              <w:t xml:space="preserve">De combien</w:t>
             </w:r>
           </w:p>
         </w:tc>
@@ -4801,22 +4789,54 @@
                 <w:bCs/>
                 <w:b/>
               </w:rPr>
-              <w:t xml:space="preserve">Or seul</w:t>
-            </w:r>
-          </w:p>
-        </w:tc>
-        <w:tc>
-          <w:tcPr/>
-          <w:p>
-            <w:pPr>
-              <w:pStyle w:val="Compact"/>
-              <w:jc w:val="left"/>
-            </w:pPr>
-            <w:r>
-              <w:t xml:space="preserve">5,9 %</w:t>
-            </w:r>
-          </w:p>
-        </w:tc>
+              <w:t xml:space="preserve">AP5</w:t>
+            </w:r>
+            <w:r>
+              <w:t xml:space="preserve"> </w:t>
+            </w:r>
+            <w:r>
+              <w:t xml:space="preserve">(référence)</w:t>
+            </w:r>
+          </w:p>
+        </w:tc>
+        <w:tc>
+          <w:tcPr/>
+          <w:p>
+            <w:pPr>
+              <w:pStyle w:val="Compact"/>
+              <w:jc w:val="left"/>
+            </w:pPr>
+            <w:r>
+              <w:t xml:space="preserve">rien</w:t>
+            </w:r>
+          </w:p>
+        </w:tc>
+        <w:tc>
+          <w:tcPr/>
+          <w:p>
+            <w:pPr>
+              <w:pStyle w:val="Compact"/>
+              <w:jc w:val="left"/>
+            </w:pPr>
+            <w:r>
+              <w:t xml:space="preserve">—</w:t>
+            </w:r>
+          </w:p>
+        </w:tc>
+        <w:tc>
+          <w:tcPr/>
+          <w:p>
+            <w:pPr>
+              <w:pStyle w:val="Compact"/>
+              <w:jc w:val="left"/>
+            </w:pPr>
+            <w:r>
+              <w:t xml:space="preserve">0 %</w:t>
+            </w:r>
+          </w:p>
+        </w:tc>
+      </w:tr>
+      <w:tr>
         <w:tc>
           <w:tcPr/>
           <w:p>
@@ -4829,24 +4849,28 @@
                 <w:bCs/>
                 <w:b/>
               </w:rPr>
-              <w:t xml:space="preserve">0,60</w:t>
-            </w:r>
-          </w:p>
-        </w:tc>
-        <w:tc>
-          <w:tcPr/>
-          <w:p>
-            <w:pPr>
-              <w:pStyle w:val="Compact"/>
-              <w:jc w:val="left"/>
-            </w:pPr>
-            <w:r>
-              <w:t xml:space="preserve">−21 %</w:t>
-            </w:r>
-          </w:p>
-        </w:tc>
-      </w:tr>
-      <w:tr>
+              <w:t xml:space="preserve">Étape A</w:t>
+            </w:r>
+            <w:r>
+              <w:t xml:space="preserve"> </w:t>
+            </w:r>
+            <w:r>
+              <w:t xml:space="preserve">(× 6)</w:t>
+            </w:r>
+          </w:p>
+        </w:tc>
+        <w:tc>
+          <w:tcPr/>
+          <w:p>
+            <w:pPr>
+              <w:pStyle w:val="Compact"/>
+              <w:jc w:val="left"/>
+            </w:pPr>
+            <w:r>
+              <w:t xml:space="preserve">obligations</w:t>
+            </w:r>
+          </w:p>
+        </w:tc>
         <w:tc>
           <w:tcPr/>
           <w:p>
@@ -4859,22 +4883,30 @@
                 <w:bCs/>
                 <w:b/>
               </w:rPr>
-              <w:t xml:space="preserve">AP5 (référence)</w:t>
-            </w:r>
-          </w:p>
-        </w:tc>
-        <w:tc>
-          <w:tcPr/>
-          <w:p>
-            <w:pPr>
-              <w:pStyle w:val="Compact"/>
-              <w:jc w:val="left"/>
-            </w:pPr>
-            <w:r>
-              <w:t xml:space="preserve">3,6 %</w:t>
-            </w:r>
-          </w:p>
-        </w:tc>
+              <w:t xml:space="preserve">une seule</w:t>
+            </w:r>
+            <w:r>
+              <w:t xml:space="preserve"> </w:t>
+            </w:r>
+            <w:r>
+              <w:t xml:space="preserve">alternative</w:t>
+            </w:r>
+          </w:p>
+        </w:tc>
+        <w:tc>
+          <w:tcPr/>
+          <w:p>
+            <w:pPr>
+              <w:pStyle w:val="Compact"/>
+              <w:jc w:val="left"/>
+            </w:pPr>
+            <w:r>
+              <w:t xml:space="preserve">0 → 100 % (pas de 10 %)</w:t>
+            </w:r>
+          </w:p>
+        </w:tc>
+      </w:tr>
+      <w:tr>
         <w:tc>
           <w:tcPr/>
           <w:p>
@@ -4887,19 +4919,43 @@
                 <w:bCs/>
                 <w:b/>
               </w:rPr>
-              <w:t xml:space="preserve">0,48</w:t>
-            </w:r>
-          </w:p>
-        </w:tc>
-        <w:tc>
-          <w:tcPr/>
-          <w:p>
-            <w:pPr>
-              <w:pStyle w:val="Compact"/>
-              <w:jc w:val="left"/>
-            </w:pPr>
-            <w:r>
-              <w:t xml:space="preserve">−20 %</w:t>
+              <w:t xml:space="preserve">Étape B — égal</w:t>
+            </w:r>
+          </w:p>
+        </w:tc>
+        <w:tc>
+          <w:tcPr/>
+          <w:p>
+            <w:pPr>
+              <w:pStyle w:val="Compact"/>
+              <w:jc w:val="left"/>
+            </w:pPr>
+            <w:r>
+              <w:t xml:space="preserve">obligations</w:t>
+            </w:r>
+          </w:p>
+        </w:tc>
+        <w:tc>
+          <w:tcPr/>
+          <w:p>
+            <w:pPr>
+              <w:pStyle w:val="Compact"/>
+              <w:jc w:val="left"/>
+            </w:pPr>
+            <w:r>
+              <w:t xml:space="preserve">mélange équipondéré des 6</w:t>
+            </w:r>
+          </w:p>
+        </w:tc>
+        <w:tc>
+          <w:tcPr/>
+          <w:p>
+            <w:pPr>
+              <w:pStyle w:val="Compact"/>
+              <w:jc w:val="left"/>
+            </w:pPr>
+            <w:r>
+              <w:t xml:space="preserve">0 → 100 %</w:t>
             </w:r>
           </w:p>
         </w:tc>
@@ -4913,43 +4969,47 @@
               <w:jc w:val="left"/>
             </w:pPr>
             <w:r>
-              <w:t xml:space="preserve">Haut rendement seul</w:t>
-            </w:r>
-          </w:p>
-        </w:tc>
-        <w:tc>
-          <w:tcPr/>
-          <w:p>
-            <w:pPr>
-              <w:pStyle w:val="Compact"/>
-              <w:jc w:val="left"/>
-            </w:pPr>
-            <w:r>
-              <w:t xml:space="preserve">4,6 %</w:t>
-            </w:r>
-          </w:p>
-        </w:tc>
-        <w:tc>
-          <w:tcPr/>
-          <w:p>
-            <w:pPr>
-              <w:pStyle w:val="Compact"/>
-              <w:jc w:val="left"/>
-            </w:pPr>
-            <w:r>
-              <w:t xml:space="preserve">0,48</w:t>
-            </w:r>
-          </w:p>
-        </w:tc>
-        <w:tc>
-          <w:tcPr/>
-          <w:p>
-            <w:pPr>
-              <w:pStyle w:val="Compact"/>
-              <w:jc w:val="left"/>
-            </w:pPr>
-            <w:r>
-              <w:t xml:space="preserve">−31 %</w:t>
+              <w:rPr>
+                <w:bCs/>
+                <w:b/>
+              </w:rPr>
+              <w:t xml:space="preserve">Étape B — trié</w:t>
+            </w:r>
+          </w:p>
+        </w:tc>
+        <w:tc>
+          <w:tcPr/>
+          <w:p>
+            <w:pPr>
+              <w:pStyle w:val="Compact"/>
+              <w:jc w:val="left"/>
+            </w:pPr>
+            <w:r>
+              <w:t xml:space="preserve">obligations</w:t>
+            </w:r>
+          </w:p>
+        </w:tc>
+        <w:tc>
+          <w:tcPr/>
+          <w:p>
+            <w:pPr>
+              <w:pStyle w:val="Compact"/>
+              <w:jc w:val="left"/>
+            </w:pPr>
+            <w:r>
+              <w:t xml:space="preserve">HY 35 / EM 30 / or 20 / infra 15</w:t>
+            </w:r>
+          </w:p>
+        </w:tc>
+        <w:tc>
+          <w:tcPr/>
+          <w:p>
+            <w:pPr>
+              <w:pStyle w:val="Compact"/>
+              <w:jc w:val="left"/>
+            </w:pPr>
+            <w:r>
+              <w:t xml:space="preserve">0 → 100 %</w:t>
             </w:r>
           </w:p>
         </w:tc>
@@ -4963,230 +5023,59 @@
               <w:jc w:val="left"/>
             </w:pPr>
             <w:r>
-              <w:t xml:space="preserve">Dette émergente seule</w:t>
-            </w:r>
-          </w:p>
-        </w:tc>
-        <w:tc>
-          <w:tcPr/>
-          <w:p>
-            <w:pPr>
-              <w:pStyle w:val="Compact"/>
-              <w:jc w:val="left"/>
-            </w:pPr>
-            <w:r>
-              <w:t xml:space="preserve">4,4 %</w:t>
-            </w:r>
-          </w:p>
-        </w:tc>
-        <w:tc>
-          <w:tcPr/>
-          <w:p>
-            <w:pPr>
-              <w:pStyle w:val="Compact"/>
-              <w:jc w:val="left"/>
-            </w:pPr>
-            <w:r>
-              <w:t xml:space="preserve">0,47</w:t>
-            </w:r>
-          </w:p>
-        </w:tc>
-        <w:tc>
-          <w:tcPr/>
-          <w:p>
-            <w:pPr>
-              <w:pStyle w:val="Compact"/>
-              <w:jc w:val="left"/>
-            </w:pPr>
-            <w:r>
-              <w:t xml:space="preserve">−26 %</w:t>
-            </w:r>
-          </w:p>
-        </w:tc>
-      </w:tr>
-      <w:tr>
-        <w:tc>
-          <w:tcPr/>
-          <w:p>
-            <w:pPr>
-              <w:pStyle w:val="Compact"/>
-              <w:jc w:val="left"/>
-            </w:pPr>
-            <w:r>
-              <w:t xml:space="preserve">Infrastructures seules</w:t>
-            </w:r>
-          </w:p>
-        </w:tc>
-        <w:tc>
-          <w:tcPr/>
-          <w:p>
-            <w:pPr>
-              <w:pStyle w:val="Compact"/>
-              <w:jc w:val="left"/>
-            </w:pPr>
-            <w:r>
-              <w:t xml:space="preserve">4,6 %</w:t>
-            </w:r>
-          </w:p>
-        </w:tc>
-        <w:tc>
-          <w:tcPr/>
-          <w:p>
-            <w:pPr>
-              <w:pStyle w:val="Compact"/>
-              <w:jc w:val="left"/>
-            </w:pPr>
-            <w:r>
-              <w:t xml:space="preserve">0,41</w:t>
-            </w:r>
-          </w:p>
-        </w:tc>
-        <w:tc>
-          <w:tcPr/>
-          <w:p>
-            <w:pPr>
-              <w:pStyle w:val="Compact"/>
-              <w:jc w:val="left"/>
-            </w:pPr>
-            <w:r>
-              <w:t xml:space="preserve">−39 %</w:t>
-            </w:r>
-          </w:p>
-        </w:tc>
-      </w:tr>
-      <w:tr>
-        <w:tc>
-          <w:tcPr/>
-          <w:p>
-            <w:pPr>
-              <w:pStyle w:val="Compact"/>
-              <w:jc w:val="left"/>
-            </w:pPr>
-            <w:r>
-              <w:t xml:space="preserve">Managed futures seuls</w:t>
-            </w:r>
-          </w:p>
-        </w:tc>
-        <w:tc>
-          <w:tcPr/>
-          <w:p>
-            <w:pPr>
-              <w:pStyle w:val="Compact"/>
-              <w:jc w:val="left"/>
-            </w:pPr>
-            <w:r>
-              <w:t xml:space="preserve">2,9 %</w:t>
-            </w:r>
-          </w:p>
-        </w:tc>
-        <w:tc>
-          <w:tcPr/>
-          <w:p>
-            <w:pPr>
-              <w:pStyle w:val="Compact"/>
-              <w:jc w:val="left"/>
-            </w:pPr>
-            <w:r>
-              <w:t xml:space="preserve">0,32</w:t>
-            </w:r>
-          </w:p>
-        </w:tc>
-        <w:tc>
-          <w:tcPr/>
-          <w:p>
-            <w:pPr>
-              <w:pStyle w:val="Compact"/>
-              <w:jc w:val="left"/>
-            </w:pPr>
-            <w:r>
-              <w:t xml:space="preserve">−26 %</w:t>
-            </w:r>
-          </w:p>
-        </w:tc>
-      </w:tr>
-      <w:tr>
-        <w:tc>
-          <w:tcPr/>
-          <w:p>
-            <w:pPr>
-              <w:pStyle w:val="Compact"/>
-              <w:jc w:val="left"/>
-            </w:pPr>
-            <w:r>
-              <w:t xml:space="preserve">Matières premières seules</w:t>
-            </w:r>
-          </w:p>
-        </w:tc>
-        <w:tc>
-          <w:tcPr/>
-          <w:p>
-            <w:pPr>
-              <w:pStyle w:val="Compact"/>
-              <w:jc w:val="left"/>
-            </w:pPr>
-            <w:r>
-              <w:t xml:space="preserve">2,4 %</w:t>
-            </w:r>
-          </w:p>
-        </w:tc>
-        <w:tc>
-          <w:tcPr/>
-          <w:p>
-            <w:pPr>
-              <w:pStyle w:val="Compact"/>
-              <w:jc w:val="left"/>
-            </w:pPr>
-            <w:r>
-              <w:t xml:space="preserve">0,24</w:t>
-            </w:r>
-          </w:p>
-        </w:tc>
-        <w:tc>
-          <w:tcPr/>
-          <w:p>
-            <w:pPr>
-              <w:pStyle w:val="Compact"/>
-              <w:jc w:val="left"/>
-            </w:pPr>
-            <w:r>
-              <w:t xml:space="preserve">−39 %</w:t>
+              <w:rPr>
+                <w:bCs/>
+                <w:b/>
+              </w:rPr>
+              <w:t xml:space="preserve">Étape C</w:t>
+            </w:r>
+          </w:p>
+        </w:tc>
+        <w:tc>
+          <w:tcPr/>
+          <w:p>
+            <w:pPr>
+              <w:pStyle w:val="Compact"/>
+              <w:jc w:val="left"/>
+            </w:pPr>
+            <w:r>
+              <w:t xml:space="preserve">obligations + poche</w:t>
+            </w:r>
+          </w:p>
+        </w:tc>
+        <w:tc>
+          <w:tcPr/>
+          <w:p>
+            <w:pPr>
+              <w:pStyle w:val="Compact"/>
+              <w:jc w:val="left"/>
+            </w:pPr>
+            <w:r>
+              <w:t xml:space="preserve">poids choisis par l'optimiseur</w:t>
+            </w:r>
+          </w:p>
+        </w:tc>
+        <w:tc>
+          <w:tcPr/>
+          <w:p>
+            <w:pPr>
+              <w:pStyle w:val="Compact"/>
+              <w:jc w:val="left"/>
+            </w:pPr>
+            <w:r>
+              <w:t xml:space="preserve">en échantillon</w:t>
             </w:r>
           </w:p>
         </w:tc>
       </w:tr>
     </w:tbl>
-    <w:p>
-      <w:pPr>
-        <w:pStyle w:val="BodyText"/>
-      </w:pPr>
-      <w:r>
-        <w:rPr>
-          <w:bCs/>
-          <w:b/>
-        </w:rPr>
-        <w:t xml:space="preserve">Conclusion de l'Étape A :</w:t>
-      </w:r>
-      <w:r>
-        <w:t xml:space="preserve"> </w:t>
-      </w:r>
-      <w:r>
-        <w:t xml:space="preserve">seule l'or, isolée, bat la référence sur le Sharpe. Tous les autres</w:t>
-      </w:r>
-      <w:r>
-        <w:t xml:space="preserve"> </w:t>
-      </w:r>
-      <w:r>
-        <w:t xml:space="preserve">font aussi bien ou moins bien, et deux perdent de l'argent.</w:t>
-      </w:r>
-    </w:p>
-    <w:bookmarkEnd w:id="37"/>
-    <w:bookmarkStart w:id="38" w:name="Xe884dda88d3c3abf0bb7a85e3e0c7527375f5fc"/>
+    <w:bookmarkStart w:id="37" w:name="X74ba174a034c0d68cd2338748539289d5515491"/>
     <w:p>
       <w:pPr>
         <w:pStyle w:val="Heading3"/>
       </w:pPr>
       <w:r>
-        <w:t xml:space="preserve">Étape B — remplacer par un MÉLANGE (et pourquoi ce mélange)</w:t>
+        <w:t xml:space="preserve">Étape A — remplacer les obligations par UNE alternative à la fois</w:t>
       </w:r>
     </w:p>
     <w:p>
@@ -5194,29 +5083,38 @@
         <w:pStyle w:val="FirstParagraph"/>
       </w:pPr>
       <w:r>
-        <w:t xml:space="preserve">Un actif unique est fragile (tous les œufs dans le même panier, surtout l'or). On diversifie donc.</w:t>
-      </w:r>
-      <w:r>
-        <w:t xml:space="preserve"> </w:t>
-      </w:r>
-      <w:r>
-        <w:t xml:space="preserve">L'Étape A dit</w:t>
-      </w:r>
-      <w:r>
-        <w:t xml:space="preserve"> </w:t>
-      </w:r>
-      <w:r>
-        <w:rPr>
-          <w:bCs/>
-          <w:b/>
-        </w:rPr>
-        <w:t xml:space="preserve">exactement comment composer le mélange</w:t>
-      </w:r>
-      <w:r>
-        <w:t xml:space="preserve"> </w:t>
-      </w:r>
-      <w:r>
-        <w:t xml:space="preserve">:</w:t>
+        <w:t xml:space="preserve">En remplaçant</w:t>
+      </w:r>
+      <w:r>
+        <w:t xml:space="preserve"> </w:t>
+      </w:r>
+      <w:r>
+        <w:rPr>
+          <w:bCs/>
+          <w:b/>
+        </w:rPr>
+        <w:t xml:space="preserve">100 % des obligations</w:t>
+      </w:r>
+      <w:r>
+        <w:t xml:space="preserve"> </w:t>
+      </w:r>
+      <w:r>
+        <w:t xml:space="preserve">par un seul actif (</w:t>
+      </w:r>
+      <w:r>
+        <w:rPr>
+          <w:rStyle w:val="VerbatimChar"/>
+        </w:rPr>
+        <w:t xml:space="preserve">analysis/single_alt_full_replacement.csv</w:t>
+      </w:r>
+      <w:r>
+        <w:t xml:space="preserve">),</w:t>
+      </w:r>
+      <w:r>
+        <w:t xml:space="preserve"> </w:t>
+      </w:r>
+      <w:r>
+        <w:t xml:space="preserve">classé par Sharpe :</w:t>
       </w:r>
     </w:p>
     <w:tbl>
@@ -5244,7 +5142,7 @@
               <w:jc w:val="left"/>
             </w:pPr>
             <w:r>
-              <w:t xml:space="preserve">Mélange (100 % des obligations remplacé)</w:t>
+              <w:t xml:space="preserve">100 % des obligations →</w:t>
             </w:r>
           </w:p>
         </w:tc>
@@ -5281,56 +5179,6 @@
             </w:pPr>
             <w:r>
               <w:t xml:space="preserve">Pire perte</w:t>
-            </w:r>
-          </w:p>
-        </w:tc>
-      </w:tr>
-      <w:tr>
-        <w:tc>
-          <w:tcPr/>
-          <w:p>
-            <w:pPr>
-              <w:pStyle w:val="Compact"/>
-              <w:jc w:val="left"/>
-            </w:pPr>
-            <w:r>
-              <w:t xml:space="preserve">Équipondéré (les 6)</w:t>
-            </w:r>
-          </w:p>
-        </w:tc>
-        <w:tc>
-          <w:tcPr/>
-          <w:p>
-            <w:pPr>
-              <w:pStyle w:val="Compact"/>
-              <w:jc w:val="left"/>
-            </w:pPr>
-            <w:r>
-              <w:t xml:space="preserve">4,3 %</w:t>
-            </w:r>
-          </w:p>
-        </w:tc>
-        <w:tc>
-          <w:tcPr/>
-          <w:p>
-            <w:pPr>
-              <w:pStyle w:val="Compact"/>
-              <w:jc w:val="left"/>
-            </w:pPr>
-            <w:r>
-              <w:t xml:space="preserve">0,46</w:t>
-            </w:r>
-          </w:p>
-        </w:tc>
-        <w:tc>
-          <w:tcPr/>
-          <w:p>
-            <w:pPr>
-              <w:pStyle w:val="Compact"/>
-              <w:jc w:val="left"/>
-            </w:pPr>
-            <w:r>
-              <w:t xml:space="preserve">−28 %</w:t>
             </w:r>
           </w:p>
         </w:tc>
@@ -5348,19 +5196,19 @@
                 <w:bCs/>
                 <w:b/>
               </w:rPr>
-              <w:t xml:space="preserve">Trié (HY 35 / EM 30 / or 20 / infra 15)</w:t>
-            </w:r>
-          </w:p>
-        </w:tc>
-        <w:tc>
-          <w:tcPr/>
-          <w:p>
-            <w:pPr>
-              <w:pStyle w:val="Compact"/>
-              <w:jc w:val="left"/>
-            </w:pPr>
-            <w:r>
-              <w:t xml:space="preserve">4,9 %</w:t>
+              <w:t xml:space="preserve">Or seul</w:t>
+            </w:r>
+          </w:p>
+        </w:tc>
+        <w:tc>
+          <w:tcPr/>
+          <w:p>
+            <w:pPr>
+              <w:pStyle w:val="Compact"/>
+              <w:jc w:val="left"/>
+            </w:pPr>
+            <w:r>
+              <w:t xml:space="preserve">5,9 %</w:t>
             </w:r>
           </w:p>
         </w:tc>
@@ -5376,19 +5224,327 @@
                 <w:bCs/>
                 <w:b/>
               </w:rPr>
-              <w:t xml:space="preserve">0,52</w:t>
-            </w:r>
-          </w:p>
-        </w:tc>
-        <w:tc>
-          <w:tcPr/>
-          <w:p>
-            <w:pPr>
-              <w:pStyle w:val="Compact"/>
-              <w:jc w:val="left"/>
-            </w:pPr>
-            <w:r>
-              <w:t xml:space="preserve">−28 %</w:t>
+              <w:t xml:space="preserve">0,60</w:t>
+            </w:r>
+          </w:p>
+        </w:tc>
+        <w:tc>
+          <w:tcPr/>
+          <w:p>
+            <w:pPr>
+              <w:pStyle w:val="Compact"/>
+              <w:jc w:val="left"/>
+            </w:pPr>
+            <w:r>
+              <w:t xml:space="preserve">−21 %</w:t>
+            </w:r>
+          </w:p>
+        </w:tc>
+      </w:tr>
+      <w:tr>
+        <w:tc>
+          <w:tcPr/>
+          <w:p>
+            <w:pPr>
+              <w:pStyle w:val="Compact"/>
+              <w:jc w:val="left"/>
+            </w:pPr>
+            <w:r>
+              <w:rPr>
+                <w:bCs/>
+                <w:b/>
+              </w:rPr>
+              <w:t xml:space="preserve">AP5 (référence)</w:t>
+            </w:r>
+          </w:p>
+        </w:tc>
+        <w:tc>
+          <w:tcPr/>
+          <w:p>
+            <w:pPr>
+              <w:pStyle w:val="Compact"/>
+              <w:jc w:val="left"/>
+            </w:pPr>
+            <w:r>
+              <w:t xml:space="preserve">3,6 %</w:t>
+            </w:r>
+          </w:p>
+        </w:tc>
+        <w:tc>
+          <w:tcPr/>
+          <w:p>
+            <w:pPr>
+              <w:pStyle w:val="Compact"/>
+              <w:jc w:val="left"/>
+            </w:pPr>
+            <w:r>
+              <w:rPr>
+                <w:bCs/>
+                <w:b/>
+              </w:rPr>
+              <w:t xml:space="preserve">0,48</w:t>
+            </w:r>
+          </w:p>
+        </w:tc>
+        <w:tc>
+          <w:tcPr/>
+          <w:p>
+            <w:pPr>
+              <w:pStyle w:val="Compact"/>
+              <w:jc w:val="left"/>
+            </w:pPr>
+            <w:r>
+              <w:t xml:space="preserve">−20 %</w:t>
+            </w:r>
+          </w:p>
+        </w:tc>
+      </w:tr>
+      <w:tr>
+        <w:tc>
+          <w:tcPr/>
+          <w:p>
+            <w:pPr>
+              <w:pStyle w:val="Compact"/>
+              <w:jc w:val="left"/>
+            </w:pPr>
+            <w:r>
+              <w:t xml:space="preserve">Haut rendement seul</w:t>
+            </w:r>
+          </w:p>
+        </w:tc>
+        <w:tc>
+          <w:tcPr/>
+          <w:p>
+            <w:pPr>
+              <w:pStyle w:val="Compact"/>
+              <w:jc w:val="left"/>
+            </w:pPr>
+            <w:r>
+              <w:t xml:space="preserve">4,6 %</w:t>
+            </w:r>
+          </w:p>
+        </w:tc>
+        <w:tc>
+          <w:tcPr/>
+          <w:p>
+            <w:pPr>
+              <w:pStyle w:val="Compact"/>
+              <w:jc w:val="left"/>
+            </w:pPr>
+            <w:r>
+              <w:t xml:space="preserve">0,48</w:t>
+            </w:r>
+          </w:p>
+        </w:tc>
+        <w:tc>
+          <w:tcPr/>
+          <w:p>
+            <w:pPr>
+              <w:pStyle w:val="Compact"/>
+              <w:jc w:val="left"/>
+            </w:pPr>
+            <w:r>
+              <w:t xml:space="preserve">−31 %</w:t>
+            </w:r>
+          </w:p>
+        </w:tc>
+      </w:tr>
+      <w:tr>
+        <w:tc>
+          <w:tcPr/>
+          <w:p>
+            <w:pPr>
+              <w:pStyle w:val="Compact"/>
+              <w:jc w:val="left"/>
+            </w:pPr>
+            <w:r>
+              <w:t xml:space="preserve">Dette émergente seule</w:t>
+            </w:r>
+          </w:p>
+        </w:tc>
+        <w:tc>
+          <w:tcPr/>
+          <w:p>
+            <w:pPr>
+              <w:pStyle w:val="Compact"/>
+              <w:jc w:val="left"/>
+            </w:pPr>
+            <w:r>
+              <w:t xml:space="preserve">4,4 %</w:t>
+            </w:r>
+          </w:p>
+        </w:tc>
+        <w:tc>
+          <w:tcPr/>
+          <w:p>
+            <w:pPr>
+              <w:pStyle w:val="Compact"/>
+              <w:jc w:val="left"/>
+            </w:pPr>
+            <w:r>
+              <w:t xml:space="preserve">0,47</w:t>
+            </w:r>
+          </w:p>
+        </w:tc>
+        <w:tc>
+          <w:tcPr/>
+          <w:p>
+            <w:pPr>
+              <w:pStyle w:val="Compact"/>
+              <w:jc w:val="left"/>
+            </w:pPr>
+            <w:r>
+              <w:t xml:space="preserve">−26 %</w:t>
+            </w:r>
+          </w:p>
+        </w:tc>
+      </w:tr>
+      <w:tr>
+        <w:tc>
+          <w:tcPr/>
+          <w:p>
+            <w:pPr>
+              <w:pStyle w:val="Compact"/>
+              <w:jc w:val="left"/>
+            </w:pPr>
+            <w:r>
+              <w:t xml:space="preserve">Infrastructures seules</w:t>
+            </w:r>
+          </w:p>
+        </w:tc>
+        <w:tc>
+          <w:tcPr/>
+          <w:p>
+            <w:pPr>
+              <w:pStyle w:val="Compact"/>
+              <w:jc w:val="left"/>
+            </w:pPr>
+            <w:r>
+              <w:t xml:space="preserve">4,6 %</w:t>
+            </w:r>
+          </w:p>
+        </w:tc>
+        <w:tc>
+          <w:tcPr/>
+          <w:p>
+            <w:pPr>
+              <w:pStyle w:val="Compact"/>
+              <w:jc w:val="left"/>
+            </w:pPr>
+            <w:r>
+              <w:t xml:space="preserve">0,41</w:t>
+            </w:r>
+          </w:p>
+        </w:tc>
+        <w:tc>
+          <w:tcPr/>
+          <w:p>
+            <w:pPr>
+              <w:pStyle w:val="Compact"/>
+              <w:jc w:val="left"/>
+            </w:pPr>
+            <w:r>
+              <w:t xml:space="preserve">−39 %</w:t>
+            </w:r>
+          </w:p>
+        </w:tc>
+      </w:tr>
+      <w:tr>
+        <w:tc>
+          <w:tcPr/>
+          <w:p>
+            <w:pPr>
+              <w:pStyle w:val="Compact"/>
+              <w:jc w:val="left"/>
+            </w:pPr>
+            <w:r>
+              <w:t xml:space="preserve">Managed futures seuls</w:t>
+            </w:r>
+          </w:p>
+        </w:tc>
+        <w:tc>
+          <w:tcPr/>
+          <w:p>
+            <w:pPr>
+              <w:pStyle w:val="Compact"/>
+              <w:jc w:val="left"/>
+            </w:pPr>
+            <w:r>
+              <w:t xml:space="preserve">2,9 %</w:t>
+            </w:r>
+          </w:p>
+        </w:tc>
+        <w:tc>
+          <w:tcPr/>
+          <w:p>
+            <w:pPr>
+              <w:pStyle w:val="Compact"/>
+              <w:jc w:val="left"/>
+            </w:pPr>
+            <w:r>
+              <w:t xml:space="preserve">0,32</w:t>
+            </w:r>
+          </w:p>
+        </w:tc>
+        <w:tc>
+          <w:tcPr/>
+          <w:p>
+            <w:pPr>
+              <w:pStyle w:val="Compact"/>
+              <w:jc w:val="left"/>
+            </w:pPr>
+            <w:r>
+              <w:t xml:space="preserve">−26 %</w:t>
+            </w:r>
+          </w:p>
+        </w:tc>
+      </w:tr>
+      <w:tr>
+        <w:tc>
+          <w:tcPr/>
+          <w:p>
+            <w:pPr>
+              <w:pStyle w:val="Compact"/>
+              <w:jc w:val="left"/>
+            </w:pPr>
+            <w:r>
+              <w:t xml:space="preserve">Matières premières seules</w:t>
+            </w:r>
+          </w:p>
+        </w:tc>
+        <w:tc>
+          <w:tcPr/>
+          <w:p>
+            <w:pPr>
+              <w:pStyle w:val="Compact"/>
+              <w:jc w:val="left"/>
+            </w:pPr>
+            <w:r>
+              <w:t xml:space="preserve">2,4 %</w:t>
+            </w:r>
+          </w:p>
+        </w:tc>
+        <w:tc>
+          <w:tcPr/>
+          <w:p>
+            <w:pPr>
+              <w:pStyle w:val="Compact"/>
+              <w:jc w:val="left"/>
+            </w:pPr>
+            <w:r>
+              <w:t xml:space="preserve">0,24</w:t>
+            </w:r>
+          </w:p>
+        </w:tc>
+        <w:tc>
+          <w:tcPr/>
+          <w:p>
+            <w:pPr>
+              <w:pStyle w:val="Compact"/>
+              <w:jc w:val="left"/>
+            </w:pPr>
+            <w:r>
+              <w:t xml:space="preserve">−39 %</w:t>
             </w:r>
           </w:p>
         </w:tc>
@@ -5399,205 +5555,599 @@
         <w:pStyle w:val="BodyText"/>
       </w:pPr>
       <w:r>
-        <w:t xml:space="preserve">Le mélange</w:t>
-      </w:r>
-      <w:r>
-        <w:t xml:space="preserve"> </w:t>
-      </w:r>
-      <w:r>
-        <w:rPr>
-          <w:bCs/>
-          <w:b/>
-        </w:rPr>
-        <w:t xml:space="preserve">équipondéré</w:t>
-      </w:r>
-      <w:r>
-        <w:t xml:space="preserve"> </w:t>
-      </w:r>
-      <w:r>
-        <w:t xml:space="preserve">fait</w:t>
-      </w:r>
-      <w:r>
-        <w:t xml:space="preserve"> </w:t>
-      </w:r>
-      <w:r>
-        <w:rPr>
-          <w:iCs/>
-          <w:i/>
-        </w:rPr>
-        <w:t xml:space="preserve">moins bien</w:t>
-      </w:r>
-      <w:r>
-        <w:t xml:space="preserve"> </w:t>
-      </w:r>
-      <w:r>
-        <w:t xml:space="preserve">que garder les obligations (0,46 &lt; 0,48) car il donne</w:t>
-      </w:r>
-      <w:r>
-        <w:t xml:space="preserve"> </w:t>
-      </w:r>
-      <w:r>
-        <w:t xml:space="preserve">autant de poids aux matières premières et aux managed futures — les deux perdants. Le mélange</w:t>
-      </w:r>
-      <w:r>
-        <w:t xml:space="preserve"> </w:t>
-      </w:r>
-      <w:r>
-        <w:rPr>
-          <w:bCs/>
-          <w:b/>
-        </w:rPr>
-        <w:t xml:space="preserve">trié</w:t>
-      </w:r>
-      <w:r>
-        <w:t xml:space="preserve"> </w:t>
-      </w:r>
-      <w:r>
-        <w:t xml:space="preserve">écarte ces deux-là et pondère les actifs de portage (HY, EM) plus l'or diversificateur :</w:t>
-      </w:r>
-      <w:r>
-        <w:t xml:space="preserve"> </w:t>
-      </w:r>
-      <w:r>
-        <w:t xml:space="preserve">Sharpe 0,52.</w:t>
-      </w:r>
-    </w:p>
-    <w:p>
-      <w:pPr>
-        <w:pStyle w:val="BlockText"/>
-      </w:pPr>
-      <w:r>
-        <w:rPr>
-          <w:bCs/>
-          <w:b/>
-        </w:rPr>
-        <w:t xml:space="preserve">Justification des poids :</w:t>
-      </w:r>
-      <w:r>
-        <w:t xml:space="preserve"> </w:t>
-      </w:r>
-      <w:r>
-        <w:t xml:space="preserve">HY et EM sont les deux actifs de</w:t>
-      </w:r>
-      <w:r>
-        <w:t xml:space="preserve"> </w:t>
-      </w:r>
-      <w:r>
-        <w:rPr>
-          <w:bCs/>
-          <w:b/>
-        </w:rPr>
-        <w:t xml:space="preserve">portage</w:t>
-      </w:r>
-      <w:r>
-        <w:t xml:space="preserve"> </w:t>
-      </w:r>
-      <w:r>
-        <w:t xml:space="preserve">qui reproduisent le</w:t>
-      </w:r>
-      <w:r>
-        <w:t xml:space="preserve"> </w:t>
-      </w:r>
-      <w:r>
-        <w:t xml:space="preserve">mieux ce que font les obligations (35 % + 30 %) ; l'or est le seul à améliorer le rendement</w:t>
-      </w:r>
-      <w:r>
-        <w:t xml:space="preserve"> </w:t>
-      </w:r>
-      <w:r>
-        <w:t xml:space="preserve">ajusté au risque seul, d'où</w:t>
-      </w:r>
-      <w:r>
-        <w:t xml:space="preserve"> </w:t>
-      </w:r>
-      <w:r>
-        <w:rPr>
-          <w:bCs/>
-          <w:b/>
-        </w:rPr>
-        <w:t xml:space="preserve">20 %</w:t>
-      </w:r>
-      <w:r>
-        <w:t xml:space="preserve"> </w:t>
-      </w:r>
-      <w:r>
-        <w:t xml:space="preserve">comme diversificateur ; l'infrastructure ajoute un peu</w:t>
-      </w:r>
-      <w:r>
-        <w:t xml:space="preserve"> </w:t>
-      </w:r>
-      <w:r>
-        <w:t xml:space="preserve">d'exposition réelle (15 %). Matières premières et managed futures sont</w:t>
-      </w:r>
-      <w:r>
-        <w:t xml:space="preserve"> </w:t>
-      </w:r>
-      <w:r>
-        <w:rPr>
-          <w:bCs/>
-          <w:b/>
-        </w:rPr>
-        <w:t xml:space="preserve">exclus</w:t>
-      </w:r>
-      <w:r>
-        <w:t xml:space="preserve">.</w:t>
-      </w:r>
-    </w:p>
-    <w:p>
-      <w:pPr>
-        <w:pStyle w:val="BlockText"/>
-      </w:pPr>
-      <w:r>
-        <w:rPr>
-          <w:bCs/>
-          <w:b/>
-        </w:rPr>
-        <w:t xml:space="preserve">Réserve importante :</w:t>
-      </w:r>
-      <w:r>
-        <w:t xml:space="preserve"> </w:t>
-      </w:r>
-      <w:r>
-        <w:t xml:space="preserve">ce mélange trié est choisi</w:t>
-      </w:r>
-      <w:r>
-        <w:t xml:space="preserve"> </w:t>
-      </w:r>
-      <w:r>
-        <w:rPr>
-          <w:iCs/>
-          <w:i/>
-        </w:rPr>
-        <w:t xml:space="preserve">après avoir vu</w:t>
-      </w:r>
-      <w:r>
-        <w:t xml:space="preserve"> </w:t>
-      </w:r>
-      <w:r>
-        <w:t xml:space="preserve">les résultats — il est</w:t>
-      </w:r>
-      <w:r>
-        <w:t xml:space="preserve"> </w:t>
-      </w:r>
-      <w:r>
-        <w:rPr>
-          <w:bCs/>
-          <w:b/>
-        </w:rPr>
-        <w:t xml:space="preserve">exploratoire</w:t>
-      </w:r>
-      <w:r>
-        <w:t xml:space="preserve">, pas une promesse. À valider hors échantillon.</w:t>
-      </w:r>
-    </w:p>
-    <w:bookmarkEnd w:id="38"/>
-    <w:bookmarkStart w:id="39" w:name="X22b7f7968761df9ee7c77b2e07efadf22fd8886"/>
+        <w:rPr>
+          <w:bCs/>
+          <w:b/>
+        </w:rPr>
+        <w:t xml:space="preserve">Conclusion de l'Étape A :</w:t>
+      </w:r>
+      <w:r>
+        <w:t xml:space="preserve"> </w:t>
+      </w:r>
+      <w:r>
+        <w:t xml:space="preserve">seule l'or, isolée, bat la référence sur le Sharpe (voir</w:t>
+      </w:r>
+      <w:r>
+        <w:t xml:space="preserve"> </w:t>
+      </w:r>
+      <w:r>
+        <w:rPr>
+          <w:bCs/>
+          <w:b/>
+        </w:rPr>
+        <w:t xml:space="preserve">figure</w:t>
+      </w:r>
+      <w:r>
+        <w:rPr>
+          <w:bCs/>
+          <w:b/>
+        </w:rPr>
+        <w:t xml:space="preserve"> </w:t>
+      </w:r>
+      <w:r>
+        <w:rPr>
+          <w:bCs/>
+          <w:b/>
+        </w:rPr>
+        <w:t xml:space="preserve">T1</w:t>
+      </w:r>
+      <w:r>
+        <w:t xml:space="preserve">). Tous les autres font aussi bien ou moins bien, et deux perdent de l'argent.</w:t>
+      </w:r>
+    </w:p>
+    <w:p>
+      <w:pPr>
+        <w:pStyle w:val="BodyText"/>
+      </w:pPr>
+      <w:r>
+        <w:t xml:space="preserve">Et si l'on ne remplace qu'</w:t>
+      </w:r>
+      <w:r>
+        <w:rPr>
+          <w:bCs/>
+          <w:b/>
+        </w:rPr>
+        <w:t xml:space="preserve">une partie</w:t>
+      </w:r>
+      <w:r>
+        <w:t xml:space="preserve"> </w:t>
+      </w:r>
+      <w:r>
+        <w:t xml:space="preserve">des obligations (25 / 50 / 75 %) par une seule</w:t>
+      </w:r>
+      <w:r>
+        <w:t xml:space="preserve"> </w:t>
+      </w:r>
+      <w:r>
+        <w:t xml:space="preserve">alternative, le classement ne change pas — l'or domine à toutes les doses, les perdants restent</w:t>
+      </w:r>
+      <w:r>
+        <w:t xml:space="preserve"> </w:t>
+      </w:r>
+      <w:r>
+        <w:t xml:space="preserve">derrière l'AP5 (</w:t>
+      </w:r>
+      <w:r>
+        <w:rPr>
+          <w:bCs/>
+          <w:b/>
+        </w:rPr>
+        <w:t xml:space="preserve">figure T3</w:t>
+      </w:r>
+      <w:r>
+        <w:t xml:space="preserve">) :</w:t>
+      </w:r>
+    </w:p>
+    <w:tbl>
+      <w:tblPr>
+        <w:tblStyle w:val="Table"/>
+        <w:tblW w:type="auto" w:w="0"/>
+        <w:tblLook w:firstRow="1" w:lastRow="0" w:firstColumn="0" w:lastColumn="0" w:noHBand="0" w:noVBand="0" w:val="0020"/>
+        <w:jc w:val="start"/>
+      </w:tblPr>
+      <w:tblGrid>
+        <w:gridCol w:w="1584"/>
+        <w:gridCol w:w="1584"/>
+        <w:gridCol w:w="1584"/>
+        <w:gridCol w:w="1584"/>
+        <w:gridCol w:w="1584"/>
+      </w:tblGrid>
+      <w:tr>
+        <w:trPr>
+          <w:tblHeader w:val="true"/>
+        </w:trPr>
+        <w:tc>
+          <w:tcPr/>
+          <w:p>
+            <w:pPr>
+              <w:pStyle w:val="Compact"/>
+              <w:jc w:val="left"/>
+            </w:pPr>
+            <w:r>
+              <w:t xml:space="preserve">Sharpe si l'on remplace…</w:t>
+            </w:r>
+          </w:p>
+        </w:tc>
+        <w:tc>
+          <w:tcPr/>
+          <w:p>
+            <w:pPr>
+              <w:pStyle w:val="Compact"/>
+              <w:jc w:val="left"/>
+            </w:pPr>
+            <w:r>
+              <w:t xml:space="preserve">25 %</w:t>
+            </w:r>
+          </w:p>
+        </w:tc>
+        <w:tc>
+          <w:tcPr/>
+          <w:p>
+            <w:pPr>
+              <w:pStyle w:val="Compact"/>
+              <w:jc w:val="left"/>
+            </w:pPr>
+            <w:r>
+              <w:t xml:space="preserve">50 %</w:t>
+            </w:r>
+          </w:p>
+        </w:tc>
+        <w:tc>
+          <w:tcPr/>
+          <w:p>
+            <w:pPr>
+              <w:pStyle w:val="Compact"/>
+              <w:jc w:val="left"/>
+            </w:pPr>
+            <w:r>
+              <w:t xml:space="preserve">75 %</w:t>
+            </w:r>
+          </w:p>
+        </w:tc>
+        <w:tc>
+          <w:tcPr/>
+          <w:p>
+            <w:pPr>
+              <w:pStyle w:val="Compact"/>
+              <w:jc w:val="left"/>
+            </w:pPr>
+            <w:r>
+              <w:t xml:space="preserve">100 %</w:t>
+            </w:r>
+          </w:p>
+        </w:tc>
+      </w:tr>
+      <w:tr>
+        <w:tc>
+          <w:tcPr/>
+          <w:p>
+            <w:pPr>
+              <w:pStyle w:val="Compact"/>
+              <w:jc w:val="left"/>
+            </w:pPr>
+            <w:r>
+              <w:t xml:space="preserve">par de l'or</w:t>
+            </w:r>
+          </w:p>
+        </w:tc>
+        <w:tc>
+          <w:tcPr/>
+          <w:p>
+            <w:pPr>
+              <w:pStyle w:val="Compact"/>
+              <w:jc w:val="left"/>
+            </w:pPr>
+            <w:r>
+              <w:t xml:space="preserve">0,54</w:t>
+            </w:r>
+          </w:p>
+        </w:tc>
+        <w:tc>
+          <w:tcPr/>
+          <w:p>
+            <w:pPr>
+              <w:pStyle w:val="Compact"/>
+              <w:jc w:val="left"/>
+            </w:pPr>
+            <w:r>
+              <w:t xml:space="preserve">0,58</w:t>
+            </w:r>
+          </w:p>
+        </w:tc>
+        <w:tc>
+          <w:tcPr/>
+          <w:p>
+            <w:pPr>
+              <w:pStyle w:val="Compact"/>
+              <w:jc w:val="left"/>
+            </w:pPr>
+            <w:r>
+              <w:t xml:space="preserve">0,60</w:t>
+            </w:r>
+          </w:p>
+        </w:tc>
+        <w:tc>
+          <w:tcPr/>
+          <w:p>
+            <w:pPr>
+              <w:pStyle w:val="Compact"/>
+              <w:jc w:val="left"/>
+            </w:pPr>
+            <w:r>
+              <w:t xml:space="preserve">0,60</w:t>
+            </w:r>
+          </w:p>
+        </w:tc>
+      </w:tr>
+      <w:tr>
+        <w:tc>
+          <w:tcPr/>
+          <w:p>
+            <w:pPr>
+              <w:pStyle w:val="Compact"/>
+              <w:jc w:val="left"/>
+            </w:pPr>
+            <w:r>
+              <w:t xml:space="preserve">par du haut rendement</w:t>
+            </w:r>
+          </w:p>
+        </w:tc>
+        <w:tc>
+          <w:tcPr/>
+          <w:p>
+            <w:pPr>
+              <w:pStyle w:val="Compact"/>
+              <w:jc w:val="left"/>
+            </w:pPr>
+            <w:r>
+              <w:t xml:space="preserve">0,49</w:t>
+            </w:r>
+          </w:p>
+        </w:tc>
+        <w:tc>
+          <w:tcPr/>
+          <w:p>
+            <w:pPr>
+              <w:pStyle w:val="Compact"/>
+              <w:jc w:val="left"/>
+            </w:pPr>
+            <w:r>
+              <w:t xml:space="preserve">0,49</w:t>
+            </w:r>
+          </w:p>
+        </w:tc>
+        <w:tc>
+          <w:tcPr/>
+          <w:p>
+            <w:pPr>
+              <w:pStyle w:val="Compact"/>
+              <w:jc w:val="left"/>
+            </w:pPr>
+            <w:r>
+              <w:t xml:space="preserve">0,48</w:t>
+            </w:r>
+          </w:p>
+        </w:tc>
+        <w:tc>
+          <w:tcPr/>
+          <w:p>
+            <w:pPr>
+              <w:pStyle w:val="Compact"/>
+              <w:jc w:val="left"/>
+            </w:pPr>
+            <w:r>
+              <w:t xml:space="preserve">0,48</w:t>
+            </w:r>
+          </w:p>
+        </w:tc>
+      </w:tr>
+      <w:tr>
+        <w:tc>
+          <w:tcPr/>
+          <w:p>
+            <w:pPr>
+              <w:pStyle w:val="Compact"/>
+              <w:jc w:val="left"/>
+            </w:pPr>
+            <w:r>
+              <w:t xml:space="preserve">par de la dette émergente</w:t>
+            </w:r>
+          </w:p>
+        </w:tc>
+        <w:tc>
+          <w:tcPr/>
+          <w:p>
+            <w:pPr>
+              <w:pStyle w:val="Compact"/>
+              <w:jc w:val="left"/>
+            </w:pPr>
+            <w:r>
+              <w:t xml:space="preserve">0,48</w:t>
+            </w:r>
+          </w:p>
+        </w:tc>
+        <w:tc>
+          <w:tcPr/>
+          <w:p>
+            <w:pPr>
+              <w:pStyle w:val="Compact"/>
+              <w:jc w:val="left"/>
+            </w:pPr>
+            <w:r>
+              <w:t xml:space="preserve">0,49</w:t>
+            </w:r>
+          </w:p>
+        </w:tc>
+        <w:tc>
+          <w:tcPr/>
+          <w:p>
+            <w:pPr>
+              <w:pStyle w:val="Compact"/>
+              <w:jc w:val="left"/>
+            </w:pPr>
+            <w:r>
+              <w:t xml:space="preserve">0,48</w:t>
+            </w:r>
+          </w:p>
+        </w:tc>
+        <w:tc>
+          <w:tcPr/>
+          <w:p>
+            <w:pPr>
+              <w:pStyle w:val="Compact"/>
+              <w:jc w:val="left"/>
+            </w:pPr>
+            <w:r>
+              <w:t xml:space="preserve">0,47</w:t>
+            </w:r>
+          </w:p>
+        </w:tc>
+      </w:tr>
+      <w:tr>
+        <w:tc>
+          <w:tcPr/>
+          <w:p>
+            <w:pPr>
+              <w:pStyle w:val="Compact"/>
+              <w:jc w:val="left"/>
+            </w:pPr>
+            <w:r>
+              <w:t xml:space="preserve">par des infrastructures</w:t>
+            </w:r>
+          </w:p>
+        </w:tc>
+        <w:tc>
+          <w:tcPr/>
+          <w:p>
+            <w:pPr>
+              <w:pStyle w:val="Compact"/>
+              <w:jc w:val="left"/>
+            </w:pPr>
+            <w:r>
+              <w:t xml:space="preserve">0,47</w:t>
+            </w:r>
+          </w:p>
+        </w:tc>
+        <w:tc>
+          <w:tcPr/>
+          <w:p>
+            <w:pPr>
+              <w:pStyle w:val="Compact"/>
+              <w:jc w:val="left"/>
+            </w:pPr>
+            <w:r>
+              <w:t xml:space="preserve">0,44</w:t>
+            </w:r>
+          </w:p>
+        </w:tc>
+        <w:tc>
+          <w:tcPr/>
+          <w:p>
+            <w:pPr>
+              <w:pStyle w:val="Compact"/>
+              <w:jc w:val="left"/>
+            </w:pPr>
+            <w:r>
+              <w:t xml:space="preserve">0,43</w:t>
+            </w:r>
+          </w:p>
+        </w:tc>
+        <w:tc>
+          <w:tcPr/>
+          <w:p>
+            <w:pPr>
+              <w:pStyle w:val="Compact"/>
+              <w:jc w:val="left"/>
+            </w:pPr>
+            <w:r>
+              <w:t xml:space="preserve">0,41</w:t>
+            </w:r>
+          </w:p>
+        </w:tc>
+      </w:tr>
+      <w:tr>
+        <w:tc>
+          <w:tcPr/>
+          <w:p>
+            <w:pPr>
+              <w:pStyle w:val="Compact"/>
+              <w:jc w:val="left"/>
+            </w:pPr>
+            <w:r>
+              <w:t xml:space="preserve">par des managed futures</w:t>
+            </w:r>
+          </w:p>
+        </w:tc>
+        <w:tc>
+          <w:tcPr/>
+          <w:p>
+            <w:pPr>
+              <w:pStyle w:val="Compact"/>
+              <w:jc w:val="left"/>
+            </w:pPr>
+            <w:r>
+              <w:t xml:space="preserve">0,45</w:t>
+            </w:r>
+          </w:p>
+        </w:tc>
+        <w:tc>
+          <w:tcPr/>
+          <w:p>
+            <w:pPr>
+              <w:pStyle w:val="Compact"/>
+              <w:jc w:val="left"/>
+            </w:pPr>
+            <w:r>
+              <w:t xml:space="preserve">0,41</w:t>
+            </w:r>
+          </w:p>
+        </w:tc>
+        <w:tc>
+          <w:tcPr/>
+          <w:p>
+            <w:pPr>
+              <w:pStyle w:val="Compact"/>
+              <w:jc w:val="left"/>
+            </w:pPr>
+            <w:r>
+              <w:t xml:space="preserve">0,36</w:t>
+            </w:r>
+          </w:p>
+        </w:tc>
+        <w:tc>
+          <w:tcPr/>
+          <w:p>
+            <w:pPr>
+              <w:pStyle w:val="Compact"/>
+              <w:jc w:val="left"/>
+            </w:pPr>
+            <w:r>
+              <w:t xml:space="preserve">0,32</w:t>
+            </w:r>
+          </w:p>
+        </w:tc>
+      </w:tr>
+      <w:tr>
+        <w:tc>
+          <w:tcPr/>
+          <w:p>
+            <w:pPr>
+              <w:pStyle w:val="Compact"/>
+              <w:jc w:val="left"/>
+            </w:pPr>
+            <w:r>
+              <w:t xml:space="preserve">par des matières premières</w:t>
+            </w:r>
+          </w:p>
+        </w:tc>
+        <w:tc>
+          <w:tcPr/>
+          <w:p>
+            <w:pPr>
+              <w:pStyle w:val="Compact"/>
+              <w:jc w:val="left"/>
+            </w:pPr>
+            <w:r>
+              <w:t xml:space="preserve">0,41</w:t>
+            </w:r>
+          </w:p>
+        </w:tc>
+        <w:tc>
+          <w:tcPr/>
+          <w:p>
+            <w:pPr>
+              <w:pStyle w:val="Compact"/>
+              <w:jc w:val="left"/>
+            </w:pPr>
+            <w:r>
+              <w:t xml:space="preserve">0,35</w:t>
+            </w:r>
+          </w:p>
+        </w:tc>
+        <w:tc>
+          <w:tcPr/>
+          <w:p>
+            <w:pPr>
+              <w:pStyle w:val="Compact"/>
+              <w:jc w:val="left"/>
+            </w:pPr>
+            <w:r>
+              <w:t xml:space="preserve">0,29</w:t>
+            </w:r>
+          </w:p>
+        </w:tc>
+        <w:tc>
+          <w:tcPr/>
+          <w:p>
+            <w:pPr>
+              <w:pStyle w:val="Compact"/>
+              <w:jc w:val="left"/>
+            </w:pPr>
+            <w:r>
+              <w:t xml:space="preserve">0,24</w:t>
+            </w:r>
+          </w:p>
+        </w:tc>
+      </w:tr>
+      <w:tr>
+        <w:tc>
+          <w:tcPr/>
+          <w:p>
+            <w:pPr>
+              <w:pStyle w:val="Compact"/>
+              <w:jc w:val="left"/>
+            </w:pPr>
+            <w:r>
+              <w:rPr>
+                <w:iCs/>
+                <w:i/>
+              </w:rPr>
+              <w:t xml:space="preserve">(rappel AP5 = 0,48)</w:t>
+            </w:r>
+          </w:p>
+        </w:tc>
+        <w:tc>
+          <w:tcPr/>
+          <w:p>
+            <w:pPr>
+              <w:pStyle w:val="Compact"/>
+            </w:pPr>
+          </w:p>
+        </w:tc>
+        <w:tc>
+          <w:tcPr/>
+          <w:p>
+            <w:pPr>
+              <w:pStyle w:val="Compact"/>
+            </w:pPr>
+          </w:p>
+        </w:tc>
+        <w:tc>
+          <w:tcPr/>
+          <w:p>
+            <w:pPr>
+              <w:pStyle w:val="Compact"/>
+            </w:pPr>
+          </w:p>
+        </w:tc>
+        <w:tc>
+          <w:tcPr/>
+          <w:p>
+            <w:pPr>
+              <w:pStyle w:val="Compact"/>
+            </w:pPr>
+          </w:p>
+        </w:tc>
+      </w:tr>
+    </w:tbl>
+    <w:bookmarkEnd w:id="37"/>
+    <w:bookmarkStart w:id="38" w:name="Xe884dda88d3c3abf0bb7a85e3e0c7527375f5fc"/>
     <w:p>
       <w:pPr>
         <w:pStyle w:val="Heading3"/>
       </w:pPr>
       <w:r>
-        <w:t xml:space="preserve">Étape C — une allocation optimisée (avancée)</w:t>
+        <w:t xml:space="preserve">Étape B — remplacer par un MÉLANGE (et pourquoi ce mélange)</w:t>
       </w:r>
     </w:p>
     <w:p>
@@ -5605,35 +6155,29 @@
         <w:pStyle w:val="FirstParagraph"/>
       </w:pPr>
       <w:r>
-        <w:t xml:space="preserve">On laisse enfin un optimiseur choisir les poids des 42 % pour maximiser le Sharpe en échantillon</w:t>
-      </w:r>
-      <w:r>
-        <w:t xml:space="preserve"> </w:t>
-      </w:r>
-      <w:r>
-        <w:t xml:space="preserve">(</w:t>
-      </w:r>
-      <w:r>
-        <w:rPr>
-          <w:rStyle w:val="VerbatimChar"/>
-        </w:rPr>
-        <w:t xml:space="preserve">analysis/appendix_optimisation_*.csv</w:t>
-      </w:r>
-      <w:r>
-        <w:t xml:space="preserve">) — un</w:t>
-      </w:r>
-      <w:r>
-        <w:t xml:space="preserve"> </w:t>
-      </w:r>
-      <w:r>
-        <w:rPr>
-          <w:bCs/>
-          <w:b/>
-        </w:rPr>
-        <w:t xml:space="preserve">majorant optimiste</w:t>
-      </w:r>
-      <w:r>
-        <w:t xml:space="preserve">, non implémentable tel quel.</w:t>
+        <w:t xml:space="preserve">Un actif unique est fragile (tous les œufs dans le même panier, surtout l'or). On diversifie donc.</w:t>
+      </w:r>
+      <w:r>
+        <w:t xml:space="preserve"> </w:t>
+      </w:r>
+      <w:r>
+        <w:t xml:space="preserve">L'Étape A dit</w:t>
+      </w:r>
+      <w:r>
+        <w:t xml:space="preserve"> </w:t>
+      </w:r>
+      <w:r>
+        <w:rPr>
+          <w:bCs/>
+          <w:b/>
+        </w:rPr>
+        <w:t xml:space="preserve">exactement comment composer le mélange</w:t>
+      </w:r>
+      <w:r>
+        <w:t xml:space="preserve"> </w:t>
+      </w:r>
+      <w:r>
+        <w:t xml:space="preserve">:</w:t>
       </w:r>
     </w:p>
     <w:tbl>
@@ -5661,6 +6205,423 @@
               <w:jc w:val="left"/>
             </w:pPr>
             <w:r>
+              <w:t xml:space="preserve">Mélange (100 % des obligations remplacé)</w:t>
+            </w:r>
+          </w:p>
+        </w:tc>
+        <w:tc>
+          <w:tcPr/>
+          <w:p>
+            <w:pPr>
+              <w:pStyle w:val="Compact"/>
+              <w:jc w:val="left"/>
+            </w:pPr>
+            <w:r>
+              <w:t xml:space="preserve">CAGR</w:t>
+            </w:r>
+          </w:p>
+        </w:tc>
+        <w:tc>
+          <w:tcPr/>
+          <w:p>
+            <w:pPr>
+              <w:pStyle w:val="Compact"/>
+              <w:jc w:val="left"/>
+            </w:pPr>
+            <w:r>
+              <w:t xml:space="preserve">Sharpe</w:t>
+            </w:r>
+          </w:p>
+        </w:tc>
+        <w:tc>
+          <w:tcPr/>
+          <w:p>
+            <w:pPr>
+              <w:pStyle w:val="Compact"/>
+              <w:jc w:val="left"/>
+            </w:pPr>
+            <w:r>
+              <w:t xml:space="preserve">Pire perte</w:t>
+            </w:r>
+          </w:p>
+        </w:tc>
+      </w:tr>
+      <w:tr>
+        <w:tc>
+          <w:tcPr/>
+          <w:p>
+            <w:pPr>
+              <w:pStyle w:val="Compact"/>
+              <w:jc w:val="left"/>
+            </w:pPr>
+            <w:r>
+              <w:t xml:space="preserve">Équipondéré (les 6)</w:t>
+            </w:r>
+          </w:p>
+        </w:tc>
+        <w:tc>
+          <w:tcPr/>
+          <w:p>
+            <w:pPr>
+              <w:pStyle w:val="Compact"/>
+              <w:jc w:val="left"/>
+            </w:pPr>
+            <w:r>
+              <w:t xml:space="preserve">4,3 %</w:t>
+            </w:r>
+          </w:p>
+        </w:tc>
+        <w:tc>
+          <w:tcPr/>
+          <w:p>
+            <w:pPr>
+              <w:pStyle w:val="Compact"/>
+              <w:jc w:val="left"/>
+            </w:pPr>
+            <w:r>
+              <w:t xml:space="preserve">0,46</w:t>
+            </w:r>
+          </w:p>
+        </w:tc>
+        <w:tc>
+          <w:tcPr/>
+          <w:p>
+            <w:pPr>
+              <w:pStyle w:val="Compact"/>
+              <w:jc w:val="left"/>
+            </w:pPr>
+            <w:r>
+              <w:t xml:space="preserve">−28 %</w:t>
+            </w:r>
+          </w:p>
+        </w:tc>
+      </w:tr>
+      <w:tr>
+        <w:tc>
+          <w:tcPr/>
+          <w:p>
+            <w:pPr>
+              <w:pStyle w:val="Compact"/>
+              <w:jc w:val="left"/>
+            </w:pPr>
+            <w:r>
+              <w:rPr>
+                <w:bCs/>
+                <w:b/>
+              </w:rPr>
+              <w:t xml:space="preserve">Trié (HY 35 / EM 30 / or 20 / infra 15)</w:t>
+            </w:r>
+          </w:p>
+        </w:tc>
+        <w:tc>
+          <w:tcPr/>
+          <w:p>
+            <w:pPr>
+              <w:pStyle w:val="Compact"/>
+              <w:jc w:val="left"/>
+            </w:pPr>
+            <w:r>
+              <w:t xml:space="preserve">4,9 %</w:t>
+            </w:r>
+          </w:p>
+        </w:tc>
+        <w:tc>
+          <w:tcPr/>
+          <w:p>
+            <w:pPr>
+              <w:pStyle w:val="Compact"/>
+              <w:jc w:val="left"/>
+            </w:pPr>
+            <w:r>
+              <w:rPr>
+                <w:bCs/>
+                <w:b/>
+              </w:rPr>
+              <w:t xml:space="preserve">0,52</w:t>
+            </w:r>
+          </w:p>
+        </w:tc>
+        <w:tc>
+          <w:tcPr/>
+          <w:p>
+            <w:pPr>
+              <w:pStyle w:val="Compact"/>
+              <w:jc w:val="left"/>
+            </w:pPr>
+            <w:r>
+              <w:t xml:space="preserve">−28 %</w:t>
+            </w:r>
+          </w:p>
+        </w:tc>
+      </w:tr>
+    </w:tbl>
+    <w:p>
+      <w:pPr>
+        <w:pStyle w:val="BodyText"/>
+      </w:pPr>
+      <w:r>
+        <w:t xml:space="preserve">Le mélange</w:t>
+      </w:r>
+      <w:r>
+        <w:t xml:space="preserve"> </w:t>
+      </w:r>
+      <w:r>
+        <w:rPr>
+          <w:bCs/>
+          <w:b/>
+        </w:rPr>
+        <w:t xml:space="preserve">équipondéré</w:t>
+      </w:r>
+      <w:r>
+        <w:t xml:space="preserve"> </w:t>
+      </w:r>
+      <w:r>
+        <w:t xml:space="preserve">fait</w:t>
+      </w:r>
+      <w:r>
+        <w:t xml:space="preserve"> </w:t>
+      </w:r>
+      <w:r>
+        <w:rPr>
+          <w:iCs/>
+          <w:i/>
+        </w:rPr>
+        <w:t xml:space="preserve">moins bien</w:t>
+      </w:r>
+      <w:r>
+        <w:t xml:space="preserve"> </w:t>
+      </w:r>
+      <w:r>
+        <w:t xml:space="preserve">que garder les obligations (0,46 &lt; 0,48) car il donne</w:t>
+      </w:r>
+      <w:r>
+        <w:t xml:space="preserve"> </w:t>
+      </w:r>
+      <w:r>
+        <w:t xml:space="preserve">autant de poids aux matières premières et aux managed futures — les deux perdants. Le mélange</w:t>
+      </w:r>
+      <w:r>
+        <w:t xml:space="preserve"> </w:t>
+      </w:r>
+      <w:r>
+        <w:rPr>
+          <w:bCs/>
+          <w:b/>
+        </w:rPr>
+        <w:t xml:space="preserve">trié</w:t>
+      </w:r>
+      <w:r>
+        <w:t xml:space="preserve"> </w:t>
+      </w:r>
+      <w:r>
+        <w:t xml:space="preserve">écarte ces deux-là et pondère les actifs de portage (HY, EM) plus l'or diversificateur :</w:t>
+      </w:r>
+      <w:r>
+        <w:t xml:space="preserve"> </w:t>
+      </w:r>
+      <w:r>
+        <w:t xml:space="preserve">Sharpe 0,52.</w:t>
+      </w:r>
+    </w:p>
+    <w:p>
+      <w:pPr>
+        <w:pStyle w:val="BlockText"/>
+      </w:pPr>
+      <w:r>
+        <w:rPr>
+          <w:bCs/>
+          <w:b/>
+        </w:rPr>
+        <w:t xml:space="preserve">Justification des poids :</w:t>
+      </w:r>
+      <w:r>
+        <w:t xml:space="preserve"> </w:t>
+      </w:r>
+      <w:r>
+        <w:t xml:space="preserve">HY et EM sont les deux actifs de</w:t>
+      </w:r>
+      <w:r>
+        <w:t xml:space="preserve"> </w:t>
+      </w:r>
+      <w:r>
+        <w:rPr>
+          <w:bCs/>
+          <w:b/>
+        </w:rPr>
+        <w:t xml:space="preserve">portage</w:t>
+      </w:r>
+      <w:r>
+        <w:t xml:space="preserve"> </w:t>
+      </w:r>
+      <w:r>
+        <w:t xml:space="preserve">qui reproduisent le</w:t>
+      </w:r>
+      <w:r>
+        <w:t xml:space="preserve"> </w:t>
+      </w:r>
+      <w:r>
+        <w:t xml:space="preserve">mieux ce que font les obligations (35 % + 30 %) ; l'or est le seul à améliorer le rendement</w:t>
+      </w:r>
+      <w:r>
+        <w:t xml:space="preserve"> </w:t>
+      </w:r>
+      <w:r>
+        <w:t xml:space="preserve">ajusté au risque seul, d'où</w:t>
+      </w:r>
+      <w:r>
+        <w:t xml:space="preserve"> </w:t>
+      </w:r>
+      <w:r>
+        <w:rPr>
+          <w:bCs/>
+          <w:b/>
+        </w:rPr>
+        <w:t xml:space="preserve">20 %</w:t>
+      </w:r>
+      <w:r>
+        <w:t xml:space="preserve"> </w:t>
+      </w:r>
+      <w:r>
+        <w:t xml:space="preserve">comme diversificateur ; l'infrastructure ajoute un peu</w:t>
+      </w:r>
+      <w:r>
+        <w:t xml:space="preserve"> </w:t>
+      </w:r>
+      <w:r>
+        <w:t xml:space="preserve">d'exposition réelle (15 %). Matières premières et managed futures sont</w:t>
+      </w:r>
+      <w:r>
+        <w:t xml:space="preserve"> </w:t>
+      </w:r>
+      <w:r>
+        <w:rPr>
+          <w:bCs/>
+          <w:b/>
+        </w:rPr>
+        <w:t xml:space="preserve">exclus</w:t>
+      </w:r>
+      <w:r>
+        <w:t xml:space="preserve">.</w:t>
+      </w:r>
+    </w:p>
+    <w:p>
+      <w:pPr>
+        <w:pStyle w:val="BlockText"/>
+      </w:pPr>
+      <w:r>
+        <w:rPr>
+          <w:bCs/>
+          <w:b/>
+        </w:rPr>
+        <w:t xml:space="preserve">Réserve importante :</w:t>
+      </w:r>
+      <w:r>
+        <w:t xml:space="preserve"> </w:t>
+      </w:r>
+      <w:r>
+        <w:t xml:space="preserve">ce mélange trié est choisi</w:t>
+      </w:r>
+      <w:r>
+        <w:t xml:space="preserve"> </w:t>
+      </w:r>
+      <w:r>
+        <w:rPr>
+          <w:iCs/>
+          <w:i/>
+        </w:rPr>
+        <w:t xml:space="preserve">après avoir vu</w:t>
+      </w:r>
+      <w:r>
+        <w:t xml:space="preserve"> </w:t>
+      </w:r>
+      <w:r>
+        <w:t xml:space="preserve">les résultats — il est</w:t>
+      </w:r>
+      <w:r>
+        <w:t xml:space="preserve"> </w:t>
+      </w:r>
+      <w:r>
+        <w:rPr>
+          <w:bCs/>
+          <w:b/>
+        </w:rPr>
+        <w:t xml:space="preserve">exploratoire</w:t>
+      </w:r>
+      <w:r>
+        <w:t xml:space="preserve">, pas une promesse. À valider hors échantillon.</w:t>
+      </w:r>
+    </w:p>
+    <w:bookmarkEnd w:id="38"/>
+    <w:bookmarkStart w:id="39" w:name="X22b7f7968761df9ee7c77b2e07efadf22fd8886"/>
+    <w:p>
+      <w:pPr>
+        <w:pStyle w:val="Heading3"/>
+      </w:pPr>
+      <w:r>
+        <w:t xml:space="preserve">Étape C — une allocation optimisée (avancée)</w:t>
+      </w:r>
+    </w:p>
+    <w:p>
+      <w:pPr>
+        <w:pStyle w:val="FirstParagraph"/>
+      </w:pPr>
+      <w:r>
+        <w:t xml:space="preserve">On laisse enfin un optimiseur choisir les poids des 42 % pour maximiser le Sharpe en échantillon</w:t>
+      </w:r>
+      <w:r>
+        <w:t xml:space="preserve"> </w:t>
+      </w:r>
+      <w:r>
+        <w:t xml:space="preserve">(</w:t>
+      </w:r>
+      <w:r>
+        <w:rPr>
+          <w:rStyle w:val="VerbatimChar"/>
+        </w:rPr>
+        <w:t xml:space="preserve">analysis/appendix_optimisation_*.csv</w:t>
+      </w:r>
+      <w:r>
+        <w:t xml:space="preserve">) — un</w:t>
+      </w:r>
+      <w:r>
+        <w:t xml:space="preserve"> </w:t>
+      </w:r>
+      <w:r>
+        <w:rPr>
+          <w:bCs/>
+          <w:b/>
+        </w:rPr>
+        <w:t xml:space="preserve">majorant optimiste</w:t>
+      </w:r>
+      <w:r>
+        <w:t xml:space="preserve">, non implémentable tel quel.</w:t>
+      </w:r>
+    </w:p>
+    <w:tbl>
+      <w:tblPr>
+        <w:tblStyle w:val="Table"/>
+        <w:tblW w:type="auto" w:w="0"/>
+        <w:tblLook w:firstRow="1" w:lastRow="0" w:firstColumn="0" w:lastColumn="0" w:noHBand="0" w:noVBand="0" w:val="0020"/>
+        <w:jc w:val="start"/>
+      </w:tblPr>
+      <w:tblGrid>
+        <w:gridCol w:w="1980"/>
+        <w:gridCol w:w="1980"/>
+        <w:gridCol w:w="1980"/>
+        <w:gridCol w:w="1980"/>
+      </w:tblGrid>
+      <w:tr>
+        <w:trPr>
+          <w:tblHeader w:val="true"/>
+        </w:trPr>
+        <w:tc>
+          <w:tcPr/>
+          <w:p>
+            <w:pPr>
+              <w:pStyle w:val="Compact"/>
+              <w:jc w:val="left"/>
+            </w:pPr>
+            <w:r>
               <w:t xml:space="preserve">Optimisé (en échantillon)</w:t>
             </w:r>
           </w:p>
@@ -5877,6 +6838,84 @@
     </w:p>
     <w:p>
       <w:pPr>
+        <w:pStyle w:val="FirstParagraph"/>
+      </w:pPr>
+      <w:r>
+        <w:t xml:space="preserve">Le résultat central se lit d'un coup d'œil sur la</w:t>
+      </w:r>
+      <w:r>
+        <w:t xml:space="preserve"> </w:t>
+      </w:r>
+      <w:r>
+        <w:rPr>
+          <w:bCs/>
+          <w:b/>
+        </w:rPr>
+        <w:t xml:space="preserve">courbe de compromis</w:t>
+      </w:r>
+      <w:r>
+        <w:t xml:space="preserve"> </w:t>
+      </w:r>
+      <w:r>
+        <w:t xml:space="preserve">(</w:t>
+      </w:r>
+      <w:r>
+        <w:rPr>
+          <w:bCs/>
+          <w:b/>
+        </w:rPr>
+        <w:t xml:space="preserve">figure T2</w:t>
+      </w:r>
+      <w:r>
+        <w:t xml:space="preserve">) : chaque</w:t>
+      </w:r>
+      <w:r>
+        <w:t xml:space="preserve"> </w:t>
+      </w:r>
+      <w:r>
+        <w:t xml:space="preserve">palier de remplacement pousse le portefeuille vers le haut</w:t>
+      </w:r>
+      <w:r>
+        <w:t xml:space="preserve"> </w:t>
+      </w:r>
+      <w:r>
+        <w:rPr>
+          <w:iCs/>
+          <w:i/>
+        </w:rPr>
+        <w:t xml:space="preserve">et</w:t>
+      </w:r>
+      <w:r>
+        <w:t xml:space="preserve"> </w:t>
+      </w:r>
+      <w:r>
+        <w:t xml:space="preserve">vers la droite — plus de rendement,</w:t>
+      </w:r>
+      <w:r>
+        <w:t xml:space="preserve"> </w:t>
+      </w:r>
+      <w:r>
+        <w:t xml:space="preserve">mais plus de risque — sans jamais améliorer le Sharpe. Le rendement cumulé (</w:t>
+      </w:r>
+      <w:r>
+        <w:rPr>
+          <w:bCs/>
+          <w:b/>
+        </w:rPr>
+        <w:t xml:space="preserve">figure T4</w:t>
+      </w:r>
+      <w:r>
+        <w:t xml:space="preserve">) montre la</w:t>
+      </w:r>
+      <w:r>
+        <w:t xml:space="preserve"> </w:t>
+      </w:r>
+      <w:r>
+        <w:t xml:space="preserve">même chose : les remplacements finissent plus haut mais avec des chutes plus profondes.</w:t>
+      </w:r>
+    </w:p>
+    <w:p>
+      <w:pPr>
         <w:numPr>
           <w:ilvl w:val="0"/>
           <w:numId w:val="1010"/>
@@ -6088,7 +7127,7 @@
       </w:r>
     </w:p>
     <w:bookmarkEnd w:id="42"/>
-    <w:bookmarkStart w:id="58" w:name="figures"/>
+    <w:bookmarkStart w:id="64" w:name="figures"/>
     <w:p>
       <w:pPr>
         <w:pStyle w:val="Heading2"/>
@@ -6106,7 +7145,7 @@
           <w:bCs/>
           <w:b/>
         </w:rPr>
-        <w:t xml:space="preserve">Figure 1 — Rendement total cumulé en CHF, net de frais (2008–2026).</w:t>
+        <w:t xml:space="preserve">Figure 1 — Étape A — remplacer 100 % des obligations par une seule alternative (seule l'or dépasse l'AP5).</w:t>
       </w:r>
     </w:p>
     <w:p>
@@ -6116,14 +7155,14 @@
       <w:r>
         <w:drawing>
           <wp:inline>
-            <wp:extent cx="5334000" cy="2807368"/>
+            <wp:extent cx="5334000" cy="2963333"/>
             <wp:effectExtent b="0" l="0" r="0" t="0"/>
             <wp:docPr descr="" title="" id="44" name="Picture"/>
             <a:graphic>
               <a:graphicData uri="http://schemas.openxmlformats.org/drawingml/2006/picture">
                 <pic:pic>
                   <pic:nvPicPr>
-                    <pic:cNvPr descr="/home/user/bond_replacement_analysis/reports/figures_fr/01_rendement_cumule.png" id="45" name="Picture"/>
+                    <pic:cNvPr descr="/home/user/bond_replacement_analysis/reports/figures_fr/T1_etape_A_une_alternative.png" id="45" name="Picture"/>
                     <pic:cNvPicPr>
                       <a:picLocks noChangeArrowheads="1" noChangeAspect="1"/>
                     </pic:cNvPicPr>
@@ -6137,7 +7176,7 @@
                   <pic:spPr bwMode="auto">
                     <a:xfrm>
                       <a:off x="0" y="0"/>
-                      <a:ext cx="5334000" cy="2807368"/>
+                      <a:ext cx="5334000" cy="2963333"/>
                     </a:xfrm>
                     <a:prstGeom prst="rect">
                       <a:avLst/>
@@ -6165,7 +7204,7 @@
           <w:bCs/>
           <w:b/>
         </w:rPr>
-        <w:t xml:space="preserve">Figure 2 — Validation : AP5 reconstitué vs performance réelle VZ.</w:t>
+        <w:t xml:space="preserve">Figure 2 — Étape A (détail) — Sharpe selon la dose de remplacement, par alternative.</w:t>
       </w:r>
     </w:p>
     <w:p>
@@ -6175,14 +7214,14 @@
       <w:r>
         <w:drawing>
           <wp:inline>
-            <wp:extent cx="5334000" cy="2844799"/>
+            <wp:extent cx="5334000" cy="3088105"/>
             <wp:effectExtent b="0" l="0" r="0" t="0"/>
             <wp:docPr descr="" title="" id="47" name="Picture"/>
             <a:graphic>
               <a:graphicData uri="http://schemas.openxmlformats.org/drawingml/2006/picture">
                 <pic:pic>
                   <pic:nvPicPr>
-                    <pic:cNvPr descr="/home/user/bond_replacement_analysis/reports/figures_fr/02_validation.png" id="48" name="Picture"/>
+                    <pic:cNvPr descr="/home/user/bond_replacement_analysis/reports/figures_fr/T3_sharpe_par_dose.png" id="48" name="Picture"/>
                     <pic:cNvPicPr>
                       <a:picLocks noChangeArrowheads="1" noChangeAspect="1"/>
                     </pic:cNvPicPr>
@@ -6196,7 +7235,7 @@
                   <pic:spPr bwMode="auto">
                     <a:xfrm>
                       <a:off x="0" y="0"/>
-                      <a:ext cx="5334000" cy="2844799"/>
+                      <a:ext cx="5334000" cy="3088105"/>
                     </a:xfrm>
                     <a:prstGeom prst="rect">
                       <a:avLst/>
@@ -6224,7 +7263,7 @@
           <w:bCs/>
           <w:b/>
         </w:rPr>
-        <w:t xml:space="preserve">Figure 3 — Rendement annualisé par régime de taux (BNS).</w:t>
+        <w:t xml:space="preserve">Figure 3 — La courbe de compromis : plus on remplace, plus rendement ET risque montent.</w:t>
       </w:r>
     </w:p>
     <w:p>
@@ -6234,14 +7273,14 @@
       <w:r>
         <w:drawing>
           <wp:inline>
-            <wp:extent cx="5334000" cy="2807368"/>
+            <wp:extent cx="5334000" cy="2963333"/>
             <wp:effectExtent b="0" l="0" r="0" t="0"/>
             <wp:docPr descr="" title="" id="50" name="Picture"/>
             <a:graphic>
               <a:graphicData uri="http://schemas.openxmlformats.org/drawingml/2006/picture">
                 <pic:pic>
                   <pic:nvPicPr>
-                    <pic:cNvPr descr="/home/user/bond_replacement_analysis/reports/figures_fr/04_rendement_par_regime.png" id="51" name="Picture"/>
+                    <pic:cNvPr descr="/home/user/bond_replacement_analysis/reports/figures_fr/T2_courbe_compromis.png" id="51" name="Picture"/>
                     <pic:cNvPicPr>
                       <a:picLocks noChangeArrowheads="1" noChangeAspect="1"/>
                     </pic:cNvPicPr>
@@ -6255,7 +7294,7 @@
                   <pic:spPr bwMode="auto">
                     <a:xfrm>
                       <a:off x="0" y="0"/>
-                      <a:ext cx="5334000" cy="2807368"/>
+                      <a:ext cx="5334000" cy="2963333"/>
                     </a:xfrm>
                     <a:prstGeom prst="rect">
                       <a:avLst/>
@@ -6283,7 +7322,7 @@
           <w:bCs/>
           <w:b/>
         </w:rPr>
-        <w:t xml:space="preserve">Figure 4 — Comportement de la poche obligataire par régime.</w:t>
+        <w:t xml:space="preserve">Figure 4 — Rendement cumulé net de frais — AP5 vs remplacements à 100 %.</w:t>
       </w:r>
     </w:p>
     <w:p>
@@ -6300,7 +7339,7 @@
               <a:graphicData uri="http://schemas.openxmlformats.org/drawingml/2006/picture">
                 <pic:pic>
                   <pic:nvPicPr>
-                    <pic:cNvPr descr="/home/user/bond_replacement_analysis/reports/figures_fr/05_obligations_par_regime.png" id="54" name="Picture"/>
+                    <pic:cNvPr descr="/home/user/bond_replacement_analysis/reports/figures_fr/T4_cumule_ap5_or_melange.png" id="54" name="Picture"/>
                     <pic:cNvPicPr>
                       <a:picLocks noChangeArrowheads="1" noChangeAspect="1"/>
                     </pic:cNvPicPr>
@@ -6342,7 +7381,7 @@
           <w:bCs/>
           <w:b/>
         </w:rPr>
-        <w:t xml:space="preserve">Figure 5 — Panier curated vs naïf (100 % remplacé).</w:t>
+        <w:t xml:space="preserve">Figure 5 — Comportement des obligations par régime de taux.</w:t>
       </w:r>
     </w:p>
     <w:p>
@@ -6359,7 +7398,7 @@
               <a:graphicData uri="http://schemas.openxmlformats.org/drawingml/2006/picture">
                 <pic:pic>
                   <pic:nvPicPr>
-                    <pic:cNvPr descr="/home/user/bond_replacement_analysis/reports/figures_fr/08_curated_vs_naif.png" id="57" name="Picture"/>
+                    <pic:cNvPr descr="/home/user/bond_replacement_analysis/reports/figures_fr/05_obligations_par_regime.png" id="57" name="Picture"/>
                     <pic:cNvPicPr>
                       <a:picLocks noChangeArrowheads="1" noChangeAspect="1"/>
                     </pic:cNvPicPr>
@@ -6392,8 +7431,126 @@
         </w:drawing>
       </w:r>
     </w:p>
-    <w:bookmarkEnd w:id="58"/>
-    <w:bookmarkEnd w:id="59"/>
+    <w:p>
+      <w:pPr>
+        <w:pStyle w:val="BodyText"/>
+      </w:pPr>
+      <w:r>
+        <w:rPr>
+          <w:bCs/>
+          <w:b/>
+        </w:rPr>
+        <w:t xml:space="preserve">Figure 6 — Rendement annualisé par régime de taux (BNS).</w:t>
+      </w:r>
+    </w:p>
+    <w:p>
+      <w:pPr>
+        <w:pStyle w:val="BodyText"/>
+      </w:pPr>
+      <w:r>
+        <w:drawing>
+          <wp:inline>
+            <wp:extent cx="5334000" cy="2807368"/>
+            <wp:effectExtent b="0" l="0" r="0" t="0"/>
+            <wp:docPr descr="" title="" id="59" name="Picture"/>
+            <a:graphic>
+              <a:graphicData uri="http://schemas.openxmlformats.org/drawingml/2006/picture">
+                <pic:pic>
+                  <pic:nvPicPr>
+                    <pic:cNvPr descr="/home/user/bond_replacement_analysis/reports/figures_fr/04_rendement_par_regime.png" id="60" name="Picture"/>
+                    <pic:cNvPicPr>
+                      <a:picLocks noChangeArrowheads="1" noChangeAspect="1"/>
+                    </pic:cNvPicPr>
+                  </pic:nvPicPr>
+                  <pic:blipFill>
+                    <a:blip r:embed="rId58"/>
+                    <a:stretch>
+                      <a:fillRect/>
+                    </a:stretch>
+                  </pic:blipFill>
+                  <pic:spPr bwMode="auto">
+                    <a:xfrm>
+                      <a:off x="0" y="0"/>
+                      <a:ext cx="5334000" cy="2807368"/>
+                    </a:xfrm>
+                    <a:prstGeom prst="rect">
+                      <a:avLst/>
+                    </a:prstGeom>
+                    <a:noFill/>
+                    <a:ln w="9525">
+                      <a:noFill/>
+                      <a:headEnd/>
+                      <a:tailEnd/>
+                    </a:ln>
+                  </pic:spPr>
+                </pic:pic>
+              </a:graphicData>
+            </a:graphic>
+          </wp:inline>
+        </w:drawing>
+      </w:r>
+    </w:p>
+    <w:p>
+      <w:pPr>
+        <w:pStyle w:val="BodyText"/>
+      </w:pPr>
+      <w:r>
+        <w:rPr>
+          <w:bCs/>
+          <w:b/>
+        </w:rPr>
+        <w:t xml:space="preserve">Figure 7 — Validation : AP5 reconstitué vs performance réelle VZ.</w:t>
+      </w:r>
+    </w:p>
+    <w:p>
+      <w:pPr>
+        <w:pStyle w:val="BodyText"/>
+      </w:pPr>
+      <w:r>
+        <w:drawing>
+          <wp:inline>
+            <wp:extent cx="5334000" cy="2844799"/>
+            <wp:effectExtent b="0" l="0" r="0" t="0"/>
+            <wp:docPr descr="" title="" id="62" name="Picture"/>
+            <a:graphic>
+              <a:graphicData uri="http://schemas.openxmlformats.org/drawingml/2006/picture">
+                <pic:pic>
+                  <pic:nvPicPr>
+                    <pic:cNvPr descr="/home/user/bond_replacement_analysis/reports/figures_fr/02_validation.png" id="63" name="Picture"/>
+                    <pic:cNvPicPr>
+                      <a:picLocks noChangeArrowheads="1" noChangeAspect="1"/>
+                    </pic:cNvPicPr>
+                  </pic:nvPicPr>
+                  <pic:blipFill>
+                    <a:blip r:embed="rId61"/>
+                    <a:stretch>
+                      <a:fillRect/>
+                    </a:stretch>
+                  </pic:blipFill>
+                  <pic:spPr bwMode="auto">
+                    <a:xfrm>
+                      <a:off x="0" y="0"/>
+                      <a:ext cx="5334000" cy="2844799"/>
+                    </a:xfrm>
+                    <a:prstGeom prst="rect">
+                      <a:avLst/>
+                    </a:prstGeom>
+                    <a:noFill/>
+                    <a:ln w="9525">
+                      <a:noFill/>
+                      <a:headEnd/>
+                      <a:tailEnd/>
+                    </a:ln>
+                  </pic:spPr>
+                </pic:pic>
+              </a:graphicData>
+            </a:graphic>
+          </wp:inline>
+        </w:drawing>
+      </w:r>
+    </w:p>
+    <w:bookmarkEnd w:id="64"/>
+    <w:bookmarkEnd w:id="65"/>
     <w:sectPr/>
   </w:body>
 </w:document>

--- a/reports/docx/These_principale_FR.docx
+++ b/reports/docx/These_principale_FR.docx
@@ -7076,7 +7076,7 @@
         <w:t xml:space="preserve"> </w:t>
       </w:r>
       <w:r>
-        <w:t xml:space="preserve">Restent à écrire par l'étudiante : la</w:t>
+        <w:t xml:space="preserve">Restent à rédiger : la</w:t>
       </w:r>
       <w:r>
         <w:t xml:space="preserve"> </w:t>
@@ -7115,7 +7115,13 @@
         <w:t xml:space="preserve">références</w:t>
       </w:r>
       <w:r>
-        <w:t xml:space="preserve">, l'introduction, la discussion et la conclusion rédigées.</w:t>
+        <w:t xml:space="preserve">,</w:t>
+      </w:r>
+      <w:r>
+        <w:t xml:space="preserve"> </w:t>
+      </w:r>
+      <w:r>
+        <w:t xml:space="preserve">l'introduction, la discussion et la conclusion.</w:t>
       </w:r>
     </w:p>
     <w:p>

--- a/reports/docx/These_principale_FR.docx
+++ b/reports/docx/These_principale_FR.docx
@@ -36,7 +36,7 @@
         </w:p>
       </w:sdtContent>
     </w:sdt>
-    <w:bookmarkStart w:id="65" w:name="Xb3d2649a6eb80423add5a3824dddc947781e397"/>
+    <w:bookmarkStart w:id="66" w:name="Xb3d2649a6eb80423add5a3824dddc947781e397"/>
     <w:p>
       <w:pPr>
         <w:pStyle w:val="Heading1"/>
@@ -4657,7 +4657,7 @@
       </w:r>
     </w:p>
     <w:bookmarkEnd w:id="36"/>
-    <w:bookmarkStart w:id="41" w:name="X89f3ca3eb7f1aee59a9a8fb3139ece6dfccbfd7"/>
+    <w:bookmarkStart w:id="42" w:name="X89f3ca3eb7f1aee59a9a8fb3139ece6dfccbfd7"/>
     <w:p>
       <w:pPr>
         <w:pStyle w:val="Heading2"/>
@@ -6827,13 +6827,13 @@
       </w:r>
     </w:p>
     <w:bookmarkEnd w:id="39"/>
-    <w:bookmarkStart w:id="40" w:name="recommandation-finale"/>
+    <w:bookmarkStart w:id="40" w:name="X5d0f9c1a08e2c3de7d37255876b5ae5a5db88bc"/>
     <w:p>
       <w:pPr>
         <w:pStyle w:val="Heading3"/>
       </w:pPr>
       <w:r>
-        <w:t xml:space="preserve">Recommandation finale</w:t>
+        <w:t xml:space="preserve">Benchmarks de comparaison — les trois objections naturelles</w:t>
       </w:r>
     </w:p>
     <w:p>
@@ -6841,39 +6841,7 @@
         <w:pStyle w:val="FirstParagraph"/>
       </w:pPr>
       <w:r>
-        <w:t xml:space="preserve">Le résultat central se lit d'un coup d'œil sur la</w:t>
-      </w:r>
-      <w:r>
-        <w:t xml:space="preserve"> </w:t>
-      </w:r>
-      <w:r>
-        <w:rPr>
-          <w:bCs/>
-          <w:b/>
-        </w:rPr>
-        <w:t xml:space="preserve">courbe de compromis</w:t>
-      </w:r>
-      <w:r>
-        <w:t xml:space="preserve"> </w:t>
-      </w:r>
-      <w:r>
-        <w:t xml:space="preserve">(</w:t>
-      </w:r>
-      <w:r>
-        <w:rPr>
-          <w:bCs/>
-          <w:b/>
-        </w:rPr>
-        <w:t xml:space="preserve">figure T2</w:t>
-      </w:r>
-      <w:r>
-        <w:t xml:space="preserve">) : chaque</w:t>
-      </w:r>
-      <w:r>
-        <w:t xml:space="preserve"> </w:t>
-      </w:r>
-      <w:r>
-        <w:t xml:space="preserve">palier de remplacement pousse le portefeuille vers le haut</w:t>
+        <w:t xml:space="preserve">Avant de conclure, on ferme les trois questions qu'un lecteur poserait :</w:t>
       </w:r>
       <w:r>
         <w:t xml:space="preserve"> </w:t>
@@ -6883,35 +6851,571 @@
           <w:iCs/>
           <w:i/>
         </w:rPr>
-        <w:t xml:space="preserve">et</w:t>
-      </w:r>
-      <w:r>
-        <w:t xml:space="preserve"> </w:t>
-      </w:r>
-      <w:r>
-        <w:t xml:space="preserve">vers la droite — plus de rendement,</w:t>
-      </w:r>
-      <w:r>
-        <w:t xml:space="preserve"> </w:t>
-      </w:r>
-      <w:r>
-        <w:t xml:space="preserve">mais plus de risque — sans jamais améliorer le Sharpe. Le rendement cumulé (</w:t>
-      </w:r>
-      <w:r>
-        <w:rPr>
-          <w:bCs/>
-          <w:b/>
-        </w:rPr>
-        <w:t xml:space="preserve">figure T4</w:t>
-      </w:r>
-      <w:r>
-        <w:t xml:space="preserve">) montre la</w:t>
-      </w:r>
-      <w:r>
-        <w:t xml:space="preserve"> </w:t>
-      </w:r>
-      <w:r>
-        <w:t xml:space="preserve">même chose : les remplacements finissent plus haut mais avec des chutes plus profondes.</w:t>
+        <w:t xml:space="preserve">« et si on mettait</w:t>
+      </w:r>
+      <w:r>
+        <w:rPr>
+          <w:iCs/>
+          <w:i/>
+        </w:rPr>
+        <w:t xml:space="preserve"> </w:t>
+      </w:r>
+      <w:r>
+        <w:rPr>
+          <w:iCs/>
+          <w:i/>
+        </w:rPr>
+        <w:t xml:space="preserve">simplement plus d'actions ? »</w:t>
+      </w:r>
+      <w:r>
+        <w:t xml:space="preserve">,</w:t>
+      </w:r>
+      <w:r>
+        <w:t xml:space="preserve"> </w:t>
+      </w:r>
+      <w:r>
+        <w:rPr>
+          <w:iCs/>
+          <w:i/>
+        </w:rPr>
+        <w:t xml:space="preserve">« et si on restait en cash ? »</w:t>
+      </w:r>
+      <w:r>
+        <w:t xml:space="preserve">,</w:t>
+      </w:r>
+      <w:r>
+        <w:t xml:space="preserve"> </w:t>
+      </w:r>
+      <w:r>
+        <w:rPr>
+          <w:iCs/>
+          <w:i/>
+        </w:rPr>
+        <w:t xml:space="preserve">« pourquoi tout remplacer si</w:t>
+      </w:r>
+      <w:r>
+        <w:rPr>
+          <w:iCs/>
+          <w:i/>
+        </w:rPr>
+        <w:t xml:space="preserve"> </w:t>
+      </w:r>
+      <w:r>
+        <w:rPr>
+          <w:iCs/>
+          <w:i/>
+        </w:rPr>
+        <w:t xml:space="preserve">seules les obligations mondiales souffrent ? »</w:t>
+      </w:r>
+      <w:r>
+        <w:t xml:space="preserve"> </w:t>
+      </w:r>
+      <w:r>
+        <w:t xml:space="preserve">(</w:t>
+      </w:r>
+      <w:r>
+        <w:rPr>
+          <w:rStyle w:val="VerbatimChar"/>
+        </w:rPr>
+        <w:t xml:space="preserve">analysis/benchmark_portfolios.csv</w:t>
+      </w:r>
+      <w:r>
+        <w:t xml:space="preserve">) :</w:t>
+      </w:r>
+    </w:p>
+    <w:tbl>
+      <w:tblPr>
+        <w:tblStyle w:val="Table"/>
+        <w:tblW w:type="auto" w:w="0"/>
+        <w:tblLook w:firstRow="1" w:lastRow="0" w:firstColumn="0" w:lastColumn="0" w:noHBand="0" w:noVBand="0" w:val="0020"/>
+        <w:jc w:val="start"/>
+      </w:tblPr>
+      <w:tblGrid>
+        <w:gridCol w:w="1320"/>
+        <w:gridCol w:w="1320"/>
+        <w:gridCol w:w="1320"/>
+        <w:gridCol w:w="1320"/>
+        <w:gridCol w:w="1320"/>
+        <w:gridCol w:w="1320"/>
+      </w:tblGrid>
+      <w:tr>
+        <w:trPr>
+          <w:tblHeader w:val="true"/>
+        </w:trPr>
+        <w:tc>
+          <w:tcPr/>
+          <w:p>
+            <w:pPr>
+              <w:pStyle w:val="Compact"/>
+              <w:jc w:val="left"/>
+            </w:pPr>
+            <w:r>
+              <w:t xml:space="preserve">100 % des obligations →</w:t>
+            </w:r>
+          </w:p>
+        </w:tc>
+        <w:tc>
+          <w:tcPr/>
+          <w:p>
+            <w:pPr>
+              <w:pStyle w:val="Compact"/>
+              <w:jc w:val="left"/>
+            </w:pPr>
+            <w:r>
+              <w:t xml:space="preserve">CAGR</w:t>
+            </w:r>
+          </w:p>
+        </w:tc>
+        <w:tc>
+          <w:tcPr/>
+          <w:p>
+            <w:pPr>
+              <w:pStyle w:val="Compact"/>
+              <w:jc w:val="left"/>
+            </w:pPr>
+            <w:r>
+              <w:t xml:space="preserve">Vol</w:t>
+            </w:r>
+          </w:p>
+        </w:tc>
+        <w:tc>
+          <w:tcPr/>
+          <w:p>
+            <w:pPr>
+              <w:pStyle w:val="Compact"/>
+              <w:jc w:val="left"/>
+            </w:pPr>
+            <w:r>
+              <w:t xml:space="preserve">Sharpe</w:t>
+            </w:r>
+          </w:p>
+        </w:tc>
+        <w:tc>
+          <w:tcPr/>
+          <w:p>
+            <w:pPr>
+              <w:pStyle w:val="Compact"/>
+              <w:jc w:val="left"/>
+            </w:pPr>
+            <w:r>
+              <w:t xml:space="preserve">Pire perte</w:t>
+            </w:r>
+          </w:p>
+        </w:tc>
+        <w:tc>
+          <w:tcPr/>
+          <w:p>
+            <w:pPr>
+              <w:pStyle w:val="Compact"/>
+              <w:jc w:val="left"/>
+            </w:pPr>
+            <w:r>
+              <w:t xml:space="preserve">CVaR 95 %</w:t>
+            </w:r>
+          </w:p>
+        </w:tc>
+      </w:tr>
+      <w:tr>
+        <w:tc>
+          <w:tcPr/>
+          <w:p>
+            <w:pPr>
+              <w:pStyle w:val="Compact"/>
+              <w:jc w:val="left"/>
+            </w:pPr>
+            <w:r>
+              <w:rPr>
+                <w:bCs/>
+                <w:b/>
+              </w:rPr>
+              <w:t xml:space="preserve">AP5 (référence)</w:t>
+            </w:r>
+          </w:p>
+        </w:tc>
+        <w:tc>
+          <w:tcPr/>
+          <w:p>
+            <w:pPr>
+              <w:pStyle w:val="Compact"/>
+              <w:jc w:val="left"/>
+            </w:pPr>
+            <w:r>
+              <w:t xml:space="preserve">3,55 %</w:t>
+            </w:r>
+          </w:p>
+        </w:tc>
+        <w:tc>
+          <w:tcPr/>
+          <w:p>
+            <w:pPr>
+              <w:pStyle w:val="Compact"/>
+              <w:jc w:val="left"/>
+            </w:pPr>
+            <w:r>
+              <w:t xml:space="preserve">7,7 %</w:t>
+            </w:r>
+          </w:p>
+        </w:tc>
+        <w:tc>
+          <w:tcPr/>
+          <w:p>
+            <w:pPr>
+              <w:pStyle w:val="Compact"/>
+              <w:jc w:val="left"/>
+            </w:pPr>
+            <w:r>
+              <w:t xml:space="preserve">0,48</w:t>
+            </w:r>
+          </w:p>
+        </w:tc>
+        <w:tc>
+          <w:tcPr/>
+          <w:p>
+            <w:pPr>
+              <w:pStyle w:val="Compact"/>
+              <w:jc w:val="left"/>
+            </w:pPr>
+            <w:r>
+              <w:t xml:space="preserve">−20,3 %</w:t>
+            </w:r>
+          </w:p>
+        </w:tc>
+        <w:tc>
+          <w:tcPr/>
+          <w:p>
+            <w:pPr>
+              <w:pStyle w:val="Compact"/>
+              <w:jc w:val="left"/>
+            </w:pPr>
+            <w:r>
+              <w:t xml:space="preserve">−5,2 %</w:t>
+            </w:r>
+          </w:p>
+        </w:tc>
+      </w:tr>
+      <w:tr>
+        <w:tc>
+          <w:tcPr/>
+          <w:p>
+            <w:pPr>
+              <w:pStyle w:val="Compact"/>
+              <w:jc w:val="left"/>
+            </w:pPr>
+            <w:r>
+              <w:t xml:space="preserve">Mix égal des 6 alternatives</w:t>
+            </w:r>
+          </w:p>
+        </w:tc>
+        <w:tc>
+          <w:tcPr/>
+          <w:p>
+            <w:pPr>
+              <w:pStyle w:val="Compact"/>
+              <w:jc w:val="left"/>
+            </w:pPr>
+            <w:r>
+              <w:t xml:space="preserve">4,28 %</w:t>
+            </w:r>
+          </w:p>
+        </w:tc>
+        <w:tc>
+          <w:tcPr/>
+          <w:p>
+            <w:pPr>
+              <w:pStyle w:val="Compact"/>
+              <w:jc w:val="left"/>
+            </w:pPr>
+            <w:r>
+              <w:t xml:space="preserve">10,0 %</w:t>
+            </w:r>
+          </w:p>
+        </w:tc>
+        <w:tc>
+          <w:tcPr/>
+          <w:p>
+            <w:pPr>
+              <w:pStyle w:val="Compact"/>
+              <w:jc w:val="left"/>
+            </w:pPr>
+            <w:r>
+              <w:t xml:space="preserve">0,46</w:t>
+            </w:r>
+          </w:p>
+        </w:tc>
+        <w:tc>
+          <w:tcPr/>
+          <w:p>
+            <w:pPr>
+              <w:pStyle w:val="Compact"/>
+              <w:jc w:val="left"/>
+            </w:pPr>
+            <w:r>
+              <w:t xml:space="preserve">−28,0 %</w:t>
+            </w:r>
+          </w:p>
+        </w:tc>
+        <w:tc>
+          <w:tcPr/>
+          <w:p>
+            <w:pPr>
+              <w:pStyle w:val="Compact"/>
+              <w:jc w:val="left"/>
+            </w:pPr>
+            <w:r>
+              <w:t xml:space="preserve">−7,1 %</w:t>
+            </w:r>
+          </w:p>
+        </w:tc>
+      </w:tr>
+      <w:tr>
+        <w:tc>
+          <w:tcPr/>
+          <w:p>
+            <w:pPr>
+              <w:pStyle w:val="Compact"/>
+              <w:jc w:val="left"/>
+            </w:pPr>
+            <w:r>
+              <w:rPr>
+                <w:bCs/>
+                <w:b/>
+              </w:rPr>
+              <w:t xml:space="preserve">Actions (mix AP5)</w:t>
+            </w:r>
+          </w:p>
+        </w:tc>
+        <w:tc>
+          <w:tcPr/>
+          <w:p>
+            <w:pPr>
+              <w:pStyle w:val="Compact"/>
+              <w:jc w:val="left"/>
+            </w:pPr>
+            <w:r>
+              <w:t xml:space="preserve">6,04 %</w:t>
+            </w:r>
+          </w:p>
+        </w:tc>
+        <w:tc>
+          <w:tcPr/>
+          <w:p>
+            <w:pPr>
+              <w:pStyle w:val="Compact"/>
+              <w:jc w:val="left"/>
+            </w:pPr>
+            <w:r>
+              <w:t xml:space="preserve">13,5 %</w:t>
+            </w:r>
+          </w:p>
+        </w:tc>
+        <w:tc>
+          <w:tcPr/>
+          <w:p>
+            <w:pPr>
+              <w:pStyle w:val="Compact"/>
+              <w:jc w:val="left"/>
+            </w:pPr>
+            <w:r>
+              <w:t xml:space="preserve">0,50</w:t>
+            </w:r>
+          </w:p>
+        </w:tc>
+        <w:tc>
+          <w:tcPr/>
+          <w:p>
+            <w:pPr>
+              <w:pStyle w:val="Compact"/>
+              <w:jc w:val="left"/>
+            </w:pPr>
+            <w:r>
+              <w:rPr>
+                <w:bCs/>
+                <w:b/>
+              </w:rPr>
+              <w:t xml:space="preserve">−36,0 %</w:t>
+            </w:r>
+          </w:p>
+        </w:tc>
+        <w:tc>
+          <w:tcPr/>
+          <w:p>
+            <w:pPr>
+              <w:pStyle w:val="Compact"/>
+              <w:jc w:val="left"/>
+            </w:pPr>
+            <w:r>
+              <w:t xml:space="preserve">−9,1 %</w:t>
+            </w:r>
+          </w:p>
+        </w:tc>
+      </w:tr>
+      <w:tr>
+        <w:tc>
+          <w:tcPr/>
+          <w:p>
+            <w:pPr>
+              <w:pStyle w:val="Compact"/>
+              <w:jc w:val="left"/>
+            </w:pPr>
+            <w:r>
+              <w:rPr>
+                <w:bCs/>
+                <w:b/>
+              </w:rPr>
+              <w:t xml:space="preserve">Cash</w:t>
+            </w:r>
+          </w:p>
+        </w:tc>
+        <w:tc>
+          <w:tcPr/>
+          <w:p>
+            <w:pPr>
+              <w:pStyle w:val="Compact"/>
+              <w:jc w:val="left"/>
+            </w:pPr>
+            <w:r>
+              <w:t xml:space="preserve">3,07 %</w:t>
+            </w:r>
+          </w:p>
+        </w:tc>
+        <w:tc>
+          <w:tcPr/>
+          <w:p>
+            <w:pPr>
+              <w:pStyle w:val="Compact"/>
+              <w:jc w:val="left"/>
+            </w:pPr>
+            <w:r>
+              <w:t xml:space="preserve">7,4 %</w:t>
+            </w:r>
+          </w:p>
+        </w:tc>
+        <w:tc>
+          <w:tcPr/>
+          <w:p>
+            <w:pPr>
+              <w:pStyle w:val="Compact"/>
+              <w:jc w:val="left"/>
+            </w:pPr>
+            <w:r>
+              <w:t xml:space="preserve">0,43</w:t>
+            </w:r>
+          </w:p>
+        </w:tc>
+        <w:tc>
+          <w:tcPr/>
+          <w:p>
+            <w:pPr>
+              <w:pStyle w:val="Compact"/>
+              <w:jc w:val="left"/>
+            </w:pPr>
+            <w:r>
+              <w:t xml:space="preserve">−20,9 %</w:t>
+            </w:r>
+          </w:p>
+        </w:tc>
+        <w:tc>
+          <w:tcPr/>
+          <w:p>
+            <w:pPr>
+              <w:pStyle w:val="Compact"/>
+              <w:jc w:val="left"/>
+            </w:pPr>
+            <w:r>
+              <w:t xml:space="preserve">−5,0 %</w:t>
+            </w:r>
+          </w:p>
+        </w:tc>
+      </w:tr>
+      <w:tr>
+        <w:tc>
+          <w:tcPr/>
+          <w:p>
+            <w:pPr>
+              <w:pStyle w:val="Compact"/>
+              <w:jc w:val="left"/>
+            </w:pPr>
+            <w:r>
+              <w:rPr>
+                <w:bCs/>
+                <w:b/>
+              </w:rPr>
+              <w:t xml:space="preserve">Seules les oblig. mondiales → mix égal (suisses gardées)</w:t>
+            </w:r>
+          </w:p>
+        </w:tc>
+        <w:tc>
+          <w:tcPr/>
+          <w:p>
+            <w:pPr>
+              <w:pStyle w:val="Compact"/>
+              <w:jc w:val="left"/>
+            </w:pPr>
+            <w:r>
+              <w:t xml:space="preserve">4,07 %</w:t>
+            </w:r>
+          </w:p>
+        </w:tc>
+        <w:tc>
+          <w:tcPr/>
+          <w:p>
+            <w:pPr>
+              <w:pStyle w:val="Compact"/>
+              <w:jc w:val="left"/>
+            </w:pPr>
+            <w:r>
+              <w:t xml:space="preserve">9,1 %</w:t>
+            </w:r>
+          </w:p>
+        </w:tc>
+        <w:tc>
+          <w:tcPr/>
+          <w:p>
+            <w:pPr>
+              <w:pStyle w:val="Compact"/>
+              <w:jc w:val="left"/>
+            </w:pPr>
+            <w:r>
+              <w:rPr>
+                <w:bCs/>
+                <w:b/>
+              </w:rPr>
+              <w:t xml:space="preserve">0,48</w:t>
+            </w:r>
+          </w:p>
+        </w:tc>
+        <w:tc>
+          <w:tcPr/>
+          <w:p>
+            <w:pPr>
+              <w:pStyle w:val="Compact"/>
+              <w:jc w:val="left"/>
+            </w:pPr>
+            <w:r>
+              <w:t xml:space="preserve">−24,9 %</w:t>
+            </w:r>
+          </w:p>
+        </w:tc>
+        <w:tc>
+          <w:tcPr/>
+          <w:p>
+            <w:pPr>
+              <w:pStyle w:val="Compact"/>
+              <w:jc w:val="left"/>
+            </w:pPr>
+            <w:r>
+              <w:t xml:space="preserve">−6,4 %</w:t>
+            </w:r>
+          </w:p>
+        </w:tc>
+      </w:tr>
+    </w:tbl>
+    <w:p>
+      <w:pPr>
+        <w:pStyle w:val="BodyText"/>
+      </w:pPr>
+      <w:r>
+        <w:t xml:space="preserve">Trois enseignements :</w:t>
       </w:r>
     </w:p>
     <w:p>
@@ -6927,19 +7431,52 @@
           <w:bCs/>
           <w:b/>
         </w:rPr>
-        <w:t xml:space="preserve">Ne pas remplacer les obligations en totalité.</w:t>
-      </w:r>
-      <w:r>
-        <w:t xml:space="preserve"> </w:t>
-      </w:r>
-      <w:r>
-        <w:t xml:space="preserve">Cela aggrave la pire perte et la perte extrême</w:t>
-      </w:r>
-      <w:r>
-        <w:t xml:space="preserve"> </w:t>
-      </w:r>
-      <w:r>
-        <w:t xml:space="preserve">sans gain de Sharpe fiable, et retire la protection de type 2020.</w:t>
+        <w:t xml:space="preserve">Le mix d'alternatives ne bat pas de simples actions en rendement ajusté au risque</w:t>
+      </w:r>
+      <w:r>
+        <w:t xml:space="preserve"> </w:t>
+      </w:r>
+      <w:r>
+        <w:t xml:space="preserve">(Sharpe</w:t>
+      </w:r>
+      <w:r>
+        <w:t xml:space="preserve"> </w:t>
+      </w:r>
+      <w:r>
+        <w:t xml:space="preserve">0,46 contre 0,50) : le surplus de rendement des alternatives est, pour l'essentiel, du</w:t>
+      </w:r>
+      <w:r>
+        <w:t xml:space="preserve"> </w:t>
+      </w:r>
+      <w:r>
+        <w:rPr>
+          <w:bCs/>
+          <w:b/>
+        </w:rPr>
+        <w:t xml:space="preserve">risque</w:t>
+      </w:r>
+      <w:r>
+        <w:rPr>
+          <w:bCs/>
+          <w:b/>
+        </w:rPr>
+        <w:t xml:space="preserve"> </w:t>
+      </w:r>
+      <w:r>
+        <w:rPr>
+          <w:bCs/>
+          <w:b/>
+        </w:rPr>
+        <w:t xml:space="preserve">de marché déguisé</w:t>
+      </w:r>
+      <w:r>
+        <w:t xml:space="preserve">. Leur seul apport spécifique par rapport aux actions est une pire perte</w:t>
+      </w:r>
+      <w:r>
+        <w:t xml:space="preserve"> </w:t>
+      </w:r>
+      <w:r>
+        <w:t xml:space="preserve">moins profonde (−28 % contre −36 %). Le mix trié (0,52) fait à peine mieux que les actions.</w:t>
       </w:r>
     </w:p>
     <w:p>
@@ -6951,45 +7488,23 @@
         <w:pStyle w:val="Compact"/>
       </w:pPr>
       <w:r>
-        <w:t xml:space="preserve">Un remplacement</w:t>
-      </w:r>
-      <w:r>
-        <w:t xml:space="preserve"> </w:t>
-      </w:r>
-      <w:r>
-        <w:rPr>
-          <w:bCs/>
-          <w:b/>
-        </w:rPr>
-        <w:t xml:space="preserve">partiel</w:t>
-      </w:r>
-      <w:r>
-        <w:t xml:space="preserve"> </w:t>
-      </w:r>
-      <w:r>
-        <w:t xml:space="preserve">est un</w:t>
-      </w:r>
-      <w:r>
-        <w:t xml:space="preserve"> </w:t>
-      </w:r>
-      <w:r>
-        <w:rPr>
-          <w:bCs/>
-          <w:b/>
-        </w:rPr>
-        <w:t xml:space="preserve">compromis de budget de risque</w:t>
-      </w:r>
-      <w:r>
-        <w:t xml:space="preserve"> </w:t>
-      </w:r>
-      <w:r>
-        <w:t xml:space="preserve">(plus de rendement contre</w:t>
-      </w:r>
-      <w:r>
-        <w:t xml:space="preserve"> </w:t>
-      </w:r>
-      <w:r>
-        <w:t xml:space="preserve">plus de risque baissier), pas une optimisation.</w:t>
+        <w:rPr>
+          <w:bCs/>
+          <w:b/>
+        </w:rPr>
+        <w:t xml:space="preserve">Les alternatives battent le cash</w:t>
+      </w:r>
+      <w:r>
+        <w:t xml:space="preserve"> </w:t>
+      </w:r>
+      <w:r>
+        <w:t xml:space="preserve">(0,46–0,52 contre 0,43) : remplacer par les alternatives</w:t>
+      </w:r>
+      <w:r>
+        <w:t xml:space="preserve"> </w:t>
+      </w:r>
+      <w:r>
+        <w:t xml:space="preserve">n'est pas absurde, c'est simplement dominé par « garder les obligations ».</w:t>
       </w:r>
     </w:p>
     <w:p>
@@ -7001,36 +7516,162 @@
         <w:pStyle w:val="Compact"/>
       </w:pPr>
       <w:r>
-        <w:t xml:space="preserve">L'ajout le plus utile historiquement est</w:t>
-      </w:r>
-      <w:r>
-        <w:t xml:space="preserve"> </w:t>
-      </w:r>
-      <w:r>
-        <w:rPr>
-          <w:bCs/>
-          <w:b/>
-        </w:rPr>
-        <w:t xml:space="preserve">un peu d'or, à côté des obligations</w:t>
-      </w:r>
-      <w:r>
-        <w:t xml:space="preserve"> </w:t>
-      </w:r>
-      <w:r>
-        <w:t xml:space="preserve">— un pari</w:t>
-      </w:r>
-      <w:r>
-        <w:t xml:space="preserve"> </w:t>
-      </w:r>
-      <w:r>
-        <w:t xml:space="preserve">concentré, à stresser avant tout usage.</w:t>
+        <w:rPr>
+          <w:bCs/>
+          <w:b/>
+        </w:rPr>
+        <w:t xml:space="preserve">Le remplacement asymétrique est le meilleur compromis de la famille</w:t>
+      </w:r>
+      <w:r>
+        <w:t xml:space="preserve"> </w:t>
+      </w:r>
+      <w:r>
+        <w:t xml:space="preserve">: remplacer</w:t>
+      </w:r>
+      <w:r>
+        <w:t xml:space="preserve"> </w:t>
+      </w:r>
+      <w:r>
+        <w:rPr>
+          <w:iCs/>
+          <w:i/>
+        </w:rPr>
+        <w:t xml:space="preserve">seulement</w:t>
+      </w:r>
+      <w:r>
+        <w:t xml:space="preserve"> </w:t>
+      </w:r>
+      <w:r>
+        <w:t xml:space="preserve">les obligations mondiales (celles qui souffrent des hausses de taux) et garder les suisses</w:t>
+      </w:r>
+      <w:r>
+        <w:t xml:space="preserve"> </w:t>
+      </w:r>
+      <w:r>
+        <w:t xml:space="preserve">capture la majeure partie du gain de rendement (+0,5 pt sur +0,7 pt) avec un Sharpe</w:t>
+      </w:r>
+      <w:r>
+        <w:t xml:space="preserve"> </w:t>
+      </w:r>
+      <w:r>
+        <w:rPr>
+          <w:bCs/>
+          <w:b/>
+        </w:rPr>
+        <w:t xml:space="preserve">préservé</w:t>
+      </w:r>
+      <w:r>
+        <w:t xml:space="preserve"> </w:t>
+      </w:r>
+      <w:r>
+        <w:t xml:space="preserve">(0,48 = AP5) et une pire perte nettement moins dégradée (−24,9 % contre −28,0 % pour le</w:t>
+      </w:r>
+      <w:r>
+        <w:t xml:space="preserve"> </w:t>
+      </w:r>
+      <w:r>
+        <w:t xml:space="preserve">remplacement total). C'est cohérent avec l'analyse par régime (§ II) : le problème de duration</w:t>
+      </w:r>
+      <w:r>
+        <w:t xml:space="preserve"> </w:t>
+      </w:r>
+      <w:r>
+        <w:t xml:space="preserve">est concentré dans la poche mondiale.</w:t>
+      </w:r>
+    </w:p>
+    <w:bookmarkEnd w:id="40"/>
+    <w:bookmarkStart w:id="41" w:name="recommandation-finale"/>
+    <w:p>
+      <w:pPr>
+        <w:pStyle w:val="Heading3"/>
+      </w:pPr>
+      <w:r>
+        <w:t xml:space="preserve">Recommandation finale</w:t>
+      </w:r>
+    </w:p>
+    <w:p>
+      <w:pPr>
+        <w:pStyle w:val="FirstParagraph"/>
+      </w:pPr>
+      <w:r>
+        <w:t xml:space="preserve">Le résultat central se lit d'un coup d'œil sur la</w:t>
+      </w:r>
+      <w:r>
+        <w:t xml:space="preserve"> </w:t>
+      </w:r>
+      <w:r>
+        <w:rPr>
+          <w:bCs/>
+          <w:b/>
+        </w:rPr>
+        <w:t xml:space="preserve">courbe de compromis</w:t>
+      </w:r>
+      <w:r>
+        <w:t xml:space="preserve"> </w:t>
+      </w:r>
+      <w:r>
+        <w:t xml:space="preserve">(</w:t>
+      </w:r>
+      <w:r>
+        <w:rPr>
+          <w:bCs/>
+          <w:b/>
+        </w:rPr>
+        <w:t xml:space="preserve">figure T2</w:t>
+      </w:r>
+      <w:r>
+        <w:t xml:space="preserve">) : chaque</w:t>
+      </w:r>
+      <w:r>
+        <w:t xml:space="preserve"> </w:t>
+      </w:r>
+      <w:r>
+        <w:t xml:space="preserve">palier de remplacement pousse le portefeuille vers le haut</w:t>
+      </w:r>
+      <w:r>
+        <w:t xml:space="preserve"> </w:t>
+      </w:r>
+      <w:r>
+        <w:rPr>
+          <w:iCs/>
+          <w:i/>
+        </w:rPr>
+        <w:t xml:space="preserve">et</w:t>
+      </w:r>
+      <w:r>
+        <w:t xml:space="preserve"> </w:t>
+      </w:r>
+      <w:r>
+        <w:t xml:space="preserve">vers la droite — plus de rendement,</w:t>
+      </w:r>
+      <w:r>
+        <w:t xml:space="preserve"> </w:t>
+      </w:r>
+      <w:r>
+        <w:t xml:space="preserve">mais plus de risque — sans jamais améliorer le Sharpe. Le rendement cumulé (</w:t>
+      </w:r>
+      <w:r>
+        <w:rPr>
+          <w:bCs/>
+          <w:b/>
+        </w:rPr>
+        <w:t xml:space="preserve">figure T4</w:t>
+      </w:r>
+      <w:r>
+        <w:t xml:space="preserve">) montre la</w:t>
+      </w:r>
+      <w:r>
+        <w:t xml:space="preserve"> </w:t>
+      </w:r>
+      <w:r>
+        <w:t xml:space="preserve">même chose : les remplacements finissent plus haut mais avec des chutes plus profondes.</w:t>
       </w:r>
     </w:p>
     <w:p>
       <w:pPr>
         <w:numPr>
           <w:ilvl w:val="0"/>
-          <w:numId w:val="1010"/>
+          <w:numId w:val="1011"/>
         </w:numPr>
         <w:pStyle w:val="Compact"/>
       </w:pPr>
@@ -7039,6 +7680,178 @@
           <w:bCs/>
           <w:b/>
         </w:rPr>
+        <w:t xml:space="preserve">Ne pas remplacer les obligations en totalité.</w:t>
+      </w:r>
+      <w:r>
+        <w:t xml:space="preserve"> </w:t>
+      </w:r>
+      <w:r>
+        <w:t xml:space="preserve">Cela aggrave la pire perte et la perte extrême</w:t>
+      </w:r>
+      <w:r>
+        <w:t xml:space="preserve"> </w:t>
+      </w:r>
+      <w:r>
+        <w:t xml:space="preserve">sans gain de Sharpe fiable, et retire la protection de type 2020.</w:t>
+      </w:r>
+    </w:p>
+    <w:p>
+      <w:pPr>
+        <w:numPr>
+          <w:ilvl w:val="0"/>
+          <w:numId w:val="1011"/>
+        </w:numPr>
+        <w:pStyle w:val="Compact"/>
+      </w:pPr>
+      <w:r>
+        <w:t xml:space="preserve">Un remplacement</w:t>
+      </w:r>
+      <w:r>
+        <w:t xml:space="preserve"> </w:t>
+      </w:r>
+      <w:r>
+        <w:rPr>
+          <w:bCs/>
+          <w:b/>
+        </w:rPr>
+        <w:t xml:space="preserve">partiel</w:t>
+      </w:r>
+      <w:r>
+        <w:t xml:space="preserve"> </w:t>
+      </w:r>
+      <w:r>
+        <w:t xml:space="preserve">est un</w:t>
+      </w:r>
+      <w:r>
+        <w:t xml:space="preserve"> </w:t>
+      </w:r>
+      <w:r>
+        <w:rPr>
+          <w:bCs/>
+          <w:b/>
+        </w:rPr>
+        <w:t xml:space="preserve">compromis de budget de risque</w:t>
+      </w:r>
+      <w:r>
+        <w:t xml:space="preserve"> </w:t>
+      </w:r>
+      <w:r>
+        <w:t xml:space="preserve">(plus de rendement contre</w:t>
+      </w:r>
+      <w:r>
+        <w:t xml:space="preserve"> </w:t>
+      </w:r>
+      <w:r>
+        <w:t xml:space="preserve">plus de risque baissier), pas une optimisation. Si un remplacement est fait, la variante la plus</w:t>
+      </w:r>
+      <w:r>
+        <w:t xml:space="preserve"> </w:t>
+      </w:r>
+      <w:r>
+        <w:t xml:space="preserve">défendable est</w:t>
+      </w:r>
+      <w:r>
+        <w:t xml:space="preserve"> </w:t>
+      </w:r>
+      <w:r>
+        <w:rPr>
+          <w:bCs/>
+          <w:b/>
+        </w:rPr>
+        <w:t xml:space="preserve">asymétrique</w:t>
+      </w:r>
+      <w:r>
+        <w:t xml:space="preserve"> </w:t>
+      </w:r>
+      <w:r>
+        <w:t xml:space="preserve">: remplacer les obligations</w:t>
+      </w:r>
+      <w:r>
+        <w:t xml:space="preserve"> </w:t>
+      </w:r>
+      <w:r>
+        <w:rPr>
+          <w:bCs/>
+          <w:b/>
+        </w:rPr>
+        <w:t xml:space="preserve">mondiales</w:t>
+      </w:r>
+      <w:r>
+        <w:t xml:space="preserve"> </w:t>
+      </w:r>
+      <w:r>
+        <w:t xml:space="preserve">(le canal de duration</w:t>
+      </w:r>
+      <w:r>
+        <w:t xml:space="preserve"> </w:t>
+      </w:r>
+      <w:r>
+        <w:t xml:space="preserve">qui souffre des hausses) et</w:t>
+      </w:r>
+      <w:r>
+        <w:t xml:space="preserve"> </w:t>
+      </w:r>
+      <w:r>
+        <w:rPr>
+          <w:bCs/>
+          <w:b/>
+        </w:rPr>
+        <w:t xml:space="preserve">garder les suisses</w:t>
+      </w:r>
+      <w:r>
+        <w:t xml:space="preserve"> </w:t>
+      </w:r>
+      <w:r>
+        <w:t xml:space="preserve">— Sharpe préservé, downside moins dégradé.</w:t>
+      </w:r>
+    </w:p>
+    <w:p>
+      <w:pPr>
+        <w:numPr>
+          <w:ilvl w:val="0"/>
+          <w:numId w:val="1011"/>
+        </w:numPr>
+        <w:pStyle w:val="Compact"/>
+      </w:pPr>
+      <w:r>
+        <w:t xml:space="preserve">L'ajout le plus utile historiquement est</w:t>
+      </w:r>
+      <w:r>
+        <w:t xml:space="preserve"> </w:t>
+      </w:r>
+      <w:r>
+        <w:rPr>
+          <w:bCs/>
+          <w:b/>
+        </w:rPr>
+        <w:t xml:space="preserve">un peu d'or, à côté des obligations</w:t>
+      </w:r>
+      <w:r>
+        <w:t xml:space="preserve"> </w:t>
+      </w:r>
+      <w:r>
+        <w:t xml:space="preserve">— un pari</w:t>
+      </w:r>
+      <w:r>
+        <w:t xml:space="preserve"> </w:t>
+      </w:r>
+      <w:r>
+        <w:t xml:space="preserve">concentré, à stresser avant tout usage.</w:t>
+      </w:r>
+    </w:p>
+    <w:p>
+      <w:pPr>
+        <w:numPr>
+          <w:ilvl w:val="0"/>
+          <w:numId w:val="1011"/>
+        </w:numPr>
+        <w:pStyle w:val="Compact"/>
+      </w:pPr>
+      <w:r>
+        <w:rPr>
+          <w:bCs/>
+          <w:b/>
+        </w:rPr>
         <w:t xml:space="preserve">Conserver la structure obligataire</w:t>
       </w:r>
       <w:r>
@@ -7054,9 +7867,9 @@
         <w:t xml:space="preserve">comportent différemment selon les régimes et ne sont pas redondantes.</w:t>
       </w:r>
     </w:p>
-    <w:bookmarkEnd w:id="40"/>
     <w:bookmarkEnd w:id="41"/>
-    <w:bookmarkStart w:id="42" w:name="Xed268cfd765b9818970c6aeeede989c06ad1c4d"/>
+    <w:bookmarkEnd w:id="42"/>
+    <w:bookmarkStart w:id="43" w:name="Xed268cfd765b9818970c6aeeede989c06ad1c4d"/>
     <w:p>
       <w:pPr>
         <w:pStyle w:val="Heading2"/>
@@ -7132,8 +7945,8 @@
         <w:t xml:space="preserve">\newpage</w:t>
       </w:r>
     </w:p>
-    <w:bookmarkEnd w:id="42"/>
-    <w:bookmarkStart w:id="64" w:name="figures"/>
+    <w:bookmarkEnd w:id="43"/>
+    <w:bookmarkStart w:id="65" w:name="figures"/>
     <w:p>
       <w:pPr>
         <w:pStyle w:val="Heading2"/>
@@ -7163,18 +7976,18 @@
           <wp:inline>
             <wp:extent cx="5334000" cy="2963333"/>
             <wp:effectExtent b="0" l="0" r="0" t="0"/>
-            <wp:docPr descr="" title="" id="44" name="Picture"/>
+            <wp:docPr descr="" title="" id="45" name="Picture"/>
             <a:graphic>
               <a:graphicData uri="http://schemas.openxmlformats.org/drawingml/2006/picture">
                 <pic:pic>
                   <pic:nvPicPr>
-                    <pic:cNvPr descr="/home/user/bond_replacement_analysis/reports/figures_fr/T1_etape_A_une_alternative.png" id="45" name="Picture"/>
+                    <pic:cNvPr descr="/home/user/bond_replacement_analysis/reports/figures_fr/T1_etape_A_une_alternative.png" id="46" name="Picture"/>
                     <pic:cNvPicPr>
                       <a:picLocks noChangeArrowheads="1" noChangeAspect="1"/>
                     </pic:cNvPicPr>
                   </pic:nvPicPr>
                   <pic:blipFill>
-                    <a:blip r:embed="rId43"/>
+                    <a:blip r:embed="rId44"/>
                     <a:stretch>
                       <a:fillRect/>
                     </a:stretch>
@@ -7222,18 +8035,18 @@
           <wp:inline>
             <wp:extent cx="5334000" cy="3088105"/>
             <wp:effectExtent b="0" l="0" r="0" t="0"/>
-            <wp:docPr descr="" title="" id="47" name="Picture"/>
+            <wp:docPr descr="" title="" id="48" name="Picture"/>
             <a:graphic>
               <a:graphicData uri="http://schemas.openxmlformats.org/drawingml/2006/picture">
                 <pic:pic>
                   <pic:nvPicPr>
-                    <pic:cNvPr descr="/home/user/bond_replacement_analysis/reports/figures_fr/T3_sharpe_par_dose.png" id="48" name="Picture"/>
+                    <pic:cNvPr descr="/home/user/bond_replacement_analysis/reports/figures_fr/T3_sharpe_par_dose.png" id="49" name="Picture"/>
                     <pic:cNvPicPr>
                       <a:picLocks noChangeArrowheads="1" noChangeAspect="1"/>
                     </pic:cNvPicPr>
                   </pic:nvPicPr>
                   <pic:blipFill>
-                    <a:blip r:embed="rId46"/>
+                    <a:blip r:embed="rId47"/>
                     <a:stretch>
                       <a:fillRect/>
                     </a:stretch>
@@ -7281,18 +8094,18 @@
           <wp:inline>
             <wp:extent cx="5334000" cy="2963333"/>
             <wp:effectExtent b="0" l="0" r="0" t="0"/>
-            <wp:docPr descr="" title="" id="50" name="Picture"/>
+            <wp:docPr descr="" title="" id="51" name="Picture"/>
             <a:graphic>
               <a:graphicData uri="http://schemas.openxmlformats.org/drawingml/2006/picture">
                 <pic:pic>
                   <pic:nvPicPr>
-                    <pic:cNvPr descr="/home/user/bond_replacement_analysis/reports/figures_fr/T2_courbe_compromis.png" id="51" name="Picture"/>
+                    <pic:cNvPr descr="/home/user/bond_replacement_analysis/reports/figures_fr/T2_courbe_compromis.png" id="52" name="Picture"/>
                     <pic:cNvPicPr>
                       <a:picLocks noChangeArrowheads="1" noChangeAspect="1"/>
                     </pic:cNvPicPr>
                   </pic:nvPicPr>
                   <pic:blipFill>
-                    <a:blip r:embed="rId49"/>
+                    <a:blip r:embed="rId50"/>
                     <a:stretch>
                       <a:fillRect/>
                     </a:stretch>
@@ -7340,18 +8153,18 @@
           <wp:inline>
             <wp:extent cx="5334000" cy="2807368"/>
             <wp:effectExtent b="0" l="0" r="0" t="0"/>
-            <wp:docPr descr="" title="" id="53" name="Picture"/>
+            <wp:docPr descr="" title="" id="54" name="Picture"/>
             <a:graphic>
               <a:graphicData uri="http://schemas.openxmlformats.org/drawingml/2006/picture">
                 <pic:pic>
                   <pic:nvPicPr>
-                    <pic:cNvPr descr="/home/user/bond_replacement_analysis/reports/figures_fr/T4_cumule_ap5_or_melange.png" id="54" name="Picture"/>
+                    <pic:cNvPr descr="/home/user/bond_replacement_analysis/reports/figures_fr/T4_cumule_ap5_or_melange.png" id="55" name="Picture"/>
                     <pic:cNvPicPr>
                       <a:picLocks noChangeArrowheads="1" noChangeAspect="1"/>
                     </pic:cNvPicPr>
                   </pic:nvPicPr>
                   <pic:blipFill>
-                    <a:blip r:embed="rId52"/>
+                    <a:blip r:embed="rId53"/>
                     <a:stretch>
                       <a:fillRect/>
                     </a:stretch>
@@ -7399,18 +8212,18 @@
           <wp:inline>
             <wp:extent cx="5334000" cy="2807368"/>
             <wp:effectExtent b="0" l="0" r="0" t="0"/>
-            <wp:docPr descr="" title="" id="56" name="Picture"/>
+            <wp:docPr descr="" title="" id="57" name="Picture"/>
             <a:graphic>
               <a:graphicData uri="http://schemas.openxmlformats.org/drawingml/2006/picture">
                 <pic:pic>
                   <pic:nvPicPr>
-                    <pic:cNvPr descr="/home/user/bond_replacement_analysis/reports/figures_fr/05_obligations_par_regime.png" id="57" name="Picture"/>
+                    <pic:cNvPr descr="/home/user/bond_replacement_analysis/reports/figures_fr/05_obligations_par_regime.png" id="58" name="Picture"/>
                     <pic:cNvPicPr>
                       <a:picLocks noChangeArrowheads="1" noChangeAspect="1"/>
                     </pic:cNvPicPr>
                   </pic:nvPicPr>
                   <pic:blipFill>
-                    <a:blip r:embed="rId55"/>
+                    <a:blip r:embed="rId56"/>
                     <a:stretch>
                       <a:fillRect/>
                     </a:stretch>
@@ -7458,18 +8271,18 @@
           <wp:inline>
             <wp:extent cx="5334000" cy="2807368"/>
             <wp:effectExtent b="0" l="0" r="0" t="0"/>
-            <wp:docPr descr="" title="" id="59" name="Picture"/>
+            <wp:docPr descr="" title="" id="60" name="Picture"/>
             <a:graphic>
               <a:graphicData uri="http://schemas.openxmlformats.org/drawingml/2006/picture">
                 <pic:pic>
                   <pic:nvPicPr>
-                    <pic:cNvPr descr="/home/user/bond_replacement_analysis/reports/figures_fr/04_rendement_par_regime.png" id="60" name="Picture"/>
+                    <pic:cNvPr descr="/home/user/bond_replacement_analysis/reports/figures_fr/04_rendement_par_regime.png" id="61" name="Picture"/>
                     <pic:cNvPicPr>
                       <a:picLocks noChangeArrowheads="1" noChangeAspect="1"/>
                     </pic:cNvPicPr>
                   </pic:nvPicPr>
                   <pic:blipFill>
-                    <a:blip r:embed="rId58"/>
+                    <a:blip r:embed="rId59"/>
                     <a:stretch>
                       <a:fillRect/>
                     </a:stretch>
@@ -7517,18 +8330,18 @@
           <wp:inline>
             <wp:extent cx="5334000" cy="2844799"/>
             <wp:effectExtent b="0" l="0" r="0" t="0"/>
-            <wp:docPr descr="" title="" id="62" name="Picture"/>
+            <wp:docPr descr="" title="" id="63" name="Picture"/>
             <a:graphic>
               <a:graphicData uri="http://schemas.openxmlformats.org/drawingml/2006/picture">
                 <pic:pic>
                   <pic:nvPicPr>
-                    <pic:cNvPr descr="/home/user/bond_replacement_analysis/reports/figures_fr/02_validation.png" id="63" name="Picture"/>
+                    <pic:cNvPr descr="/home/user/bond_replacement_analysis/reports/figures_fr/02_validation.png" id="64" name="Picture"/>
                     <pic:cNvPicPr>
                       <a:picLocks noChangeArrowheads="1" noChangeAspect="1"/>
                     </pic:cNvPicPr>
                   </pic:nvPicPr>
                   <pic:blipFill>
-                    <a:blip r:embed="rId61"/>
+                    <a:blip r:embed="rId62"/>
                     <a:stretch>
                       <a:fillRect/>
                     </a:stretch>
@@ -7555,8 +8368,8 @@
         </w:drawing>
       </w:r>
     </w:p>
-    <w:bookmarkEnd w:id="64"/>
     <w:bookmarkEnd w:id="65"/>
+    <w:bookmarkEnd w:id="66"/>
     <w:sectPr/>
   </w:body>
 </w:document>
@@ -7733,6 +8546,91 @@
     <w:lvl w:ilvl="8">
       <w:numFmt w:val="bullet"/>
       <w:lvlText w:val="•"/>
+      <w:lvlJc w:val="left"/>
+      <w:pPr>
+        <w:ind w:left="6480" w:hanging="480"/>
+      </w:pPr>
+    </w:lvl>
+  </w:abstractNum>
+  <w:abstractNum w:abstractNumId="99411">
+    <w:nsid w:val="A99411"/>
+    <w:multiLevelType w:val="multilevel"/>
+    <w:lvl w:ilvl="0">
+      <w:start w:val="1"/>
+      <w:numFmt w:val="decimal"/>
+      <w:lvlText w:val="%1."/>
+      <w:lvlJc w:val="left"/>
+      <w:pPr>
+        <w:ind w:left="720" w:hanging="480"/>
+      </w:pPr>
+    </w:lvl>
+    <w:lvl w:ilvl="1">
+      <w:start w:val="1"/>
+      <w:numFmt w:val="decimal"/>
+      <w:lvlText w:val="%2."/>
+      <w:lvlJc w:val="left"/>
+      <w:pPr>
+        <w:ind w:left="1440" w:hanging="480"/>
+      </w:pPr>
+    </w:lvl>
+    <w:lvl w:ilvl="2">
+      <w:start w:val="1"/>
+      <w:numFmt w:val="decimal"/>
+      <w:lvlText w:val="%3."/>
+      <w:lvlJc w:val="left"/>
+      <w:pPr>
+        <w:ind w:left="2160" w:hanging="480"/>
+      </w:pPr>
+    </w:lvl>
+    <w:lvl w:ilvl="3">
+      <w:start w:val="1"/>
+      <w:numFmt w:val="decimal"/>
+      <w:lvlText w:val="%4."/>
+      <w:lvlJc w:val="left"/>
+      <w:pPr>
+        <w:ind w:left="2880" w:hanging="480"/>
+      </w:pPr>
+    </w:lvl>
+    <w:lvl w:ilvl="4">
+      <w:start w:val="1"/>
+      <w:numFmt w:val="decimal"/>
+      <w:lvlText w:val="%5."/>
+      <w:lvlJc w:val="left"/>
+      <w:pPr>
+        <w:ind w:left="3600" w:hanging="480"/>
+      </w:pPr>
+    </w:lvl>
+    <w:lvl w:ilvl="5">
+      <w:start w:val="1"/>
+      <w:numFmt w:val="decimal"/>
+      <w:lvlText w:val="%6."/>
+      <w:lvlJc w:val="left"/>
+      <w:pPr>
+        <w:ind w:left="4320" w:hanging="480"/>
+      </w:pPr>
+    </w:lvl>
+    <w:lvl w:ilvl="6">
+      <w:start w:val="1"/>
+      <w:numFmt w:val="decimal"/>
+      <w:lvlText w:val="%7."/>
+      <w:lvlJc w:val="left"/>
+      <w:pPr>
+        <w:ind w:left="5040" w:hanging="480"/>
+      </w:pPr>
+    </w:lvl>
+    <w:lvl w:ilvl="7">
+      <w:start w:val="1"/>
+      <w:numFmt w:val="decimal"/>
+      <w:lvlText w:val="%8."/>
+      <w:lvlJc w:val="left"/>
+      <w:pPr>
+        <w:ind w:left="5760" w:hanging="480"/>
+      </w:pPr>
+    </w:lvl>
+    <w:lvl w:ilvl="8">
+      <w:start w:val="1"/>
+      <w:numFmt w:val="decimal"/>
+      <w:lvlText w:val="%9."/>
       <w:lvlJc w:val="left"/>
       <w:pPr>
         <w:ind w:left="6480" w:hanging="480"/>
@@ -7770,6 +8668,36 @@
     <w:abstractNumId w:val="991"/>
   </w:num>
   <w:num w:numId="1010">
+    <w:abstractNumId w:val="99411"/>
+    <w:lvlOverride w:ilvl="0">
+      <w:startOverride w:val="1"/>
+    </w:lvlOverride>
+    <w:lvlOverride w:ilvl="1">
+      <w:startOverride w:val="1"/>
+    </w:lvlOverride>
+    <w:lvlOverride w:ilvl="2">
+      <w:startOverride w:val="1"/>
+    </w:lvlOverride>
+    <w:lvlOverride w:ilvl="3">
+      <w:startOverride w:val="1"/>
+    </w:lvlOverride>
+    <w:lvlOverride w:ilvl="4">
+      <w:startOverride w:val="1"/>
+    </w:lvlOverride>
+    <w:lvlOverride w:ilvl="5">
+      <w:startOverride w:val="1"/>
+    </w:lvlOverride>
+    <w:lvlOverride w:ilvl="6">
+      <w:startOverride w:val="1"/>
+    </w:lvlOverride>
+    <w:lvlOverride w:ilvl="7">
+      <w:startOverride w:val="1"/>
+    </w:lvlOverride>
+    <w:lvlOverride w:ilvl="8">
+      <w:startOverride w:val="1"/>
+    </w:lvlOverride>
+  </w:num>
+  <w:num w:numId="1011">
     <w:abstractNumId w:val="991"/>
   </w:num>
 </w:numbering>
